--- a/semestr-5/tpr_2.0/pr1/САДвСППР_ПР1_ОганнисянГА.docx
+++ b/semestr-5/tpr_2.0/pr1/САДвСППР_ПР1_ОганнисянГА.docx
@@ -360,7 +360,7 @@
                     </wp:inline>
                   </w:drawing>
                 </mc:Choice>
-                <mc:Fallback xmlns:w16du="http://schemas.microsoft.com/office/word/2023/wordml/word16du" xmlns:oel="http://schemas.microsoft.com/office/2019/extlst">
+                <mc:Fallback xmlns:oel="http://schemas.microsoft.com/office/2019/extlst" xmlns:w16du="http://schemas.microsoft.com/office/word/2023/wordml/word16du">
                   <w:pict>
                     <v:group w14:anchorId="1038C6DE" id="Полотно 10" o:spid="_x0000_s1026" style="width:459pt;height:26.95pt;mso-position-horizontal-relative:char;mso-position-vertical-relative:line" coordsize="58294,3423" o:gfxdata="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">
                       <v:rect id="Прямоугольник 3" o:spid="_x0000_s1027" style="position:absolute;width:58280;height:3423;visibility:visible;mso-wrap-style:square;v-text-anchor:top" o:gfxdata="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" filled="f" stroked="f" strokeweight="0"/>
@@ -2815,9 +2815,9 @@
       </w:pPr>
       <w:r>
         <w:drawing>
-          <wp:inline distT="0" distB="0" distL="0" distR="0" wp14:anchorId="2986B180" wp14:editId="0F1A2FA2">
-            <wp:extent cx="5663732" cy="3639949"/>
-            <wp:effectExtent l="0" t="0" r="0" b="0"/>
+          <wp:inline distT="0" distB="0" distL="0" distR="0" wp14:anchorId="2986B180" wp14:editId="0188E837">
+            <wp:extent cx="4416191" cy="3639949"/>
+            <wp:effectExtent l="0" t="0" r="3810" b="0"/>
             <wp:docPr id="158360062" name="Рисунок 1"/>
             <wp:cNvGraphicFramePr>
               <a:graphicFrameLocks xmlns:a="http://schemas.openxmlformats.org/drawingml/2006/main" noChangeAspect="1"/>
@@ -2844,7 +2844,7 @@
                   <pic:spPr>
                     <a:xfrm>
                       <a:off x="0" y="0"/>
-                      <a:ext cx="5663732" cy="3639949"/>
+                      <a:ext cx="4416191" cy="3639949"/>
                     </a:xfrm>
                     <a:prstGeom prst="rect">
                       <a:avLst/>
@@ -3172,13 +3172,7 @@
       </w:pPr>
       <w:r>
         <w:lastRenderedPageBreak/>
-        <w:t>Созданы слоты для класса «</w:t>
-      </w:r>
-      <w:r>
-        <w:t>Тесты</w:t>
-      </w:r>
-      <w:r>
-        <w:t xml:space="preserve">» </w:t>
+        <w:t xml:space="preserve">Созданы слоты для класса «Тесты» </w:t>
       </w:r>
       <w:r>
         <w:t>(Рисунок 1.4.4)</w:t>
@@ -3351,37 +3345,13 @@
         <w:t>»,</w:t>
       </w:r>
       <w:r>
-        <w:t xml:space="preserve"> который ссылается на класс </w:t>
-      </w:r>
-      <w:r>
-        <w:t>«</w:t>
-      </w:r>
-      <w:r>
-        <w:t>Задания</w:t>
-      </w:r>
-      <w:r>
-        <w:t>»</w:t>
+        <w:t xml:space="preserve"> который ссылается на класс «Задания»</w:t>
       </w:r>
       <w:r>
         <w:t>.</w:t>
       </w:r>
       <w:r>
-        <w:t xml:space="preserve"> Так же </w:t>
-      </w:r>
-      <w:r>
-        <w:t>содержит слот «</w:t>
-      </w:r>
-      <w:r>
-        <w:t>тесты</w:t>
-      </w:r>
-      <w:r>
-        <w:t>», который ссылается на класс «</w:t>
-      </w:r>
-      <w:r>
-        <w:t>Тесты</w:t>
-      </w:r>
-      <w:r>
-        <w:t xml:space="preserve">». </w:t>
+        <w:t xml:space="preserve"> Так же содержит слот «тесты», который ссылается на класс «Тесты». </w:t>
       </w:r>
       <w:r>
         <w:t xml:space="preserve"> </w:t>
@@ -3478,19 +3448,7 @@
         <w:pStyle w:val="aff9"/>
       </w:pPr>
       <w:r>
-        <w:t>Созданы слоты для класса «</w:t>
-      </w:r>
-      <w:r>
-        <w:t>Учащиеся</w:t>
-      </w:r>
-      <w:r>
-        <w:t>» (Рисунок 1.4.</w:t>
-      </w:r>
-      <w:r>
-        <w:t>7</w:t>
-      </w:r>
-      <w:r>
-        <w:t>).</w:t>
+        <w:t>Созданы слоты для класса «Учащиеся» (Рисунок 1.4.7).</w:t>
       </w:r>
     </w:p>
     <w:p>
@@ -3500,6 +3458,9 @@
         <w:jc w:val="center"/>
       </w:pPr>
       <w:r>
+        <w:rPr>
+          <w:noProof/>
+        </w:rPr>
         <w:lastRenderedPageBreak/>
         <w:drawing>
           <wp:inline distT="0" distB="0" distL="0" distR="0" wp14:anchorId="6D718FB9" wp14:editId="5BC9203C">
@@ -3602,22 +3563,7 @@
         <w:pStyle w:val="aff9"/>
       </w:pPr>
       <w:r>
-        <w:t xml:space="preserve">Класс </w:t>
-      </w:r>
-      <w:r>
-        <w:t>«</w:t>
-      </w:r>
-      <w:r>
-        <w:t>Учащиеся</w:t>
-      </w:r>
-      <w:r>
-        <w:t>»</w:t>
-      </w:r>
-      <w:r>
-        <w:t xml:space="preserve"> содержит слот </w:t>
-      </w:r>
-      <w:r>
-        <w:t>«</w:t>
+        <w:t>Класс «Учащиеся» содержит слот «</w:t>
       </w:r>
       <w:proofErr w:type="spellStart"/>
       <w:r>
@@ -3625,25 +3571,7 @@
       </w:r>
       <w:proofErr w:type="spellEnd"/>
       <w:r>
-        <w:t>»</w:t>
-      </w:r>
-      <w:r>
-        <w:t xml:space="preserve">, который указывается на курсы, которые проходит учащийся. </w:t>
-      </w:r>
-      <w:r>
-        <w:t>Созданы слоты для класса «</w:t>
-      </w:r>
-      <w:r>
-        <w:t>Курсы</w:t>
-      </w:r>
-      <w:r>
-        <w:t>» (Рисунок 1.4.</w:t>
-      </w:r>
-      <w:r>
-        <w:t>8</w:t>
-      </w:r>
-      <w:r>
-        <w:t>).</w:t>
+        <w:t>», который указывается на курсы, которые проходит учащийся. Созданы слоты для класса «Курсы» (Рисунок 1.4.8).</w:t>
       </w:r>
       <w:r>
         <w:t xml:space="preserve"> </w:t>
@@ -3659,6 +3587,9 @@
         <w:jc w:val="center"/>
       </w:pPr>
       <w:r>
+        <w:rPr>
+          <w:noProof/>
+        </w:rPr>
         <w:drawing>
           <wp:inline distT="0" distB="0" distL="0" distR="0" wp14:anchorId="6716CFEF" wp14:editId="6DD67979">
             <wp:extent cx="5327650" cy="1913709"/>
@@ -3753,49 +3684,7 @@
         <w:pStyle w:val="aff9"/>
       </w:pPr>
       <w:r>
-        <w:t xml:space="preserve">Класс </w:t>
-      </w:r>
-      <w:r>
-        <w:t>«Курсы»</w:t>
-      </w:r>
-      <w:r>
-        <w:t xml:space="preserve"> имеет слоты, которые ссылаются на классы </w:t>
-      </w:r>
-      <w:r>
-        <w:t>«</w:t>
-      </w:r>
-      <w:r>
-        <w:t>Занятия</w:t>
-      </w:r>
-      <w:r>
-        <w:t>»</w:t>
-      </w:r>
-      <w:r>
-        <w:t xml:space="preserve">, </w:t>
-      </w:r>
-      <w:r>
-        <w:t>«</w:t>
-      </w:r>
-      <w:r>
-        <w:t>Преподаватели</w:t>
-      </w:r>
-      <w:r>
-        <w:t>»</w:t>
-      </w:r>
-      <w:r>
-        <w:t xml:space="preserve">, </w:t>
-      </w:r>
-      <w:r>
-        <w:t>«</w:t>
-      </w:r>
-      <w:r>
-        <w:t>Программные языки</w:t>
-      </w:r>
-      <w:r>
-        <w:t>»</w:t>
-      </w:r>
-      <w:r>
-        <w:t>.</w:t>
+        <w:t>Класс «Курсы» имеет слоты, которые ссылаются на классы «Занятия», «Преподаватели», «Программные языки».</w:t>
       </w:r>
     </w:p>
     <w:p>
@@ -4084,6 +3973,9 @@
         <w:pStyle w:val="afff7"/>
       </w:pPr>
       <w:r>
+        <w:rPr>
+          <w:noProof/>
+        </w:rPr>
         <w:lastRenderedPageBreak/>
         <w:drawing>
           <wp:inline distT="0" distB="0" distL="0" distR="0" wp14:anchorId="1A58D452" wp14:editId="5CD5FF3E">
@@ -4127,13 +4019,7 @@
         <w:pStyle w:val="afff7"/>
       </w:pPr>
       <w:r>
-        <w:t>Рисунок 1.5.</w:t>
-      </w:r>
-      <w:r>
-        <w:t>2</w:t>
-      </w:r>
-      <w:r>
-        <w:t xml:space="preserve"> – Созданные объекты классов</w:t>
+        <w:t>Рисунок 1.5.2 – Созданные объекты классов</w:t>
       </w:r>
     </w:p>
     <w:p>
@@ -4484,7 +4370,6 @@
       <w:r>
         <w:rPr>
           <w:rFonts w:eastAsia="Times New Roman" w:cs="Times New Roman"/>
-          <w:color w:val="333333"/>
           <w:szCs w:val="28"/>
           <w:lang w:eastAsia="ru-RU"/>
         </w:rPr>
@@ -4495,6 +4380,7 @@
           <w:rPr>
             <w:rStyle w:val="ab"/>
             <w:rFonts w:eastAsia="Times New Roman" w:cs="Times New Roman"/>
+            <w:color w:val="auto"/>
             <w:szCs w:val="28"/>
             <w:lang w:val="en-US" w:eastAsia="ru-RU"/>
           </w:rPr>
@@ -4504,6 +4390,7 @@
           <w:rPr>
             <w:rStyle w:val="ab"/>
             <w:rFonts w:eastAsia="Times New Roman" w:cs="Times New Roman"/>
+            <w:color w:val="auto"/>
             <w:szCs w:val="28"/>
             <w:lang w:eastAsia="ru-RU"/>
           </w:rPr>
@@ -4514,6 +4401,7 @@
           <w:rPr>
             <w:rStyle w:val="ab"/>
             <w:rFonts w:eastAsia="Times New Roman" w:cs="Times New Roman"/>
+            <w:color w:val="auto"/>
             <w:szCs w:val="28"/>
             <w:lang w:val="en-US" w:eastAsia="ru-RU"/>
           </w:rPr>
@@ -4524,6 +4412,7 @@
           <w:rPr>
             <w:rStyle w:val="ab"/>
             <w:rFonts w:eastAsia="Times New Roman" w:cs="Times New Roman"/>
+            <w:color w:val="auto"/>
             <w:szCs w:val="28"/>
             <w:lang w:eastAsia="ru-RU"/>
           </w:rPr>
@@ -4534,6 +4423,7 @@
           <w:rPr>
             <w:rStyle w:val="ab"/>
             <w:rFonts w:eastAsia="Times New Roman" w:cs="Times New Roman"/>
+            <w:color w:val="auto"/>
             <w:szCs w:val="28"/>
             <w:lang w:val="en-US" w:eastAsia="ru-RU"/>
           </w:rPr>
@@ -4544,6 +4434,7 @@
           <w:rPr>
             <w:rStyle w:val="ab"/>
             <w:rFonts w:eastAsia="Times New Roman" w:cs="Times New Roman"/>
+            <w:color w:val="auto"/>
             <w:szCs w:val="28"/>
             <w:lang w:eastAsia="ru-RU"/>
           </w:rPr>
@@ -4554,6 +4445,7 @@
           <w:rPr>
             <w:rStyle w:val="ab"/>
             <w:rFonts w:eastAsia="Times New Roman" w:cs="Times New Roman"/>
+            <w:color w:val="auto"/>
             <w:szCs w:val="28"/>
             <w:lang w:val="en-US" w:eastAsia="ru-RU"/>
           </w:rPr>
@@ -4564,6 +4456,7 @@
           <w:rPr>
             <w:rStyle w:val="ab"/>
             <w:rFonts w:eastAsia="Times New Roman" w:cs="Times New Roman"/>
+            <w:color w:val="auto"/>
             <w:szCs w:val="28"/>
             <w:lang w:eastAsia="ru-RU"/>
           </w:rPr>
@@ -4573,6 +4466,7 @@
           <w:rPr>
             <w:rStyle w:val="ab"/>
             <w:rFonts w:eastAsia="Times New Roman" w:cs="Times New Roman"/>
+            <w:color w:val="auto"/>
             <w:szCs w:val="28"/>
             <w:lang w:val="en-US" w:eastAsia="ru-RU"/>
           </w:rPr>
@@ -4582,6 +4476,7 @@
           <w:rPr>
             <w:rStyle w:val="ab"/>
             <w:rFonts w:eastAsia="Times New Roman" w:cs="Times New Roman"/>
+            <w:color w:val="auto"/>
             <w:szCs w:val="28"/>
             <w:lang w:eastAsia="ru-RU"/>
           </w:rPr>
@@ -4592,6 +4487,7 @@
           <w:rPr>
             <w:rStyle w:val="ab"/>
             <w:rFonts w:eastAsia="Times New Roman" w:cs="Times New Roman"/>
+            <w:color w:val="auto"/>
             <w:szCs w:val="28"/>
             <w:lang w:val="en-US" w:eastAsia="ru-RU"/>
           </w:rPr>
@@ -4874,12 +4770,14 @@
       <w:r>
         <w:t xml:space="preserve">а языке </w:t>
       </w:r>
+      <w:proofErr w:type="spellStart"/>
       <w:r>
         <w:rPr>
           <w:lang w:val="en-US"/>
         </w:rPr>
-        <w:t>Python</w:t>
-      </w:r>
+        <w:t>GoLang</w:t>
+      </w:r>
+      <w:proofErr w:type="spellEnd"/>
       <w:r>
         <w:t>.</w:t>
       </w:r>
@@ -4914,24 +4812,6 @@
     </w:p>
     <w:p>
       <w:pPr>
-        <w:pStyle w:val="aff9"/>
-        <w:jc w:val="center"/>
-      </w:pPr>
-      <w:r>
-        <w:t xml:space="preserve">Код реализации онтологии на языке </w:t>
-      </w:r>
-      <w:r>
-        <w:rPr>
-          <w:lang w:val="en-US"/>
-        </w:rPr>
-        <w:t>Python</w:t>
-      </w:r>
-      <w:r>
-        <w:t>.</w:t>
-      </w:r>
-    </w:p>
-    <w:p>
-      <w:pPr>
         <w:keepNext/>
         <w:spacing w:before="240" w:line="240" w:lineRule="auto"/>
         <w:ind w:firstLine="0"/>
@@ -4949,7 +4829,6 @@
           <w:color w:val="000000" w:themeColor="text1"/>
           <w:sz w:val="24"/>
         </w:rPr>
-        <w:lastRenderedPageBreak/>
         <w:t xml:space="preserve">Листинг </w:t>
       </w:r>
       <w:r>
@@ -5006,7 +4885,7 @@
           <w:color w:val="000000" w:themeColor="text1"/>
           <w:sz w:val="20"/>
           <w:szCs w:val="20"/>
-          <w:lang w:val="en-US" w:eastAsia="zh-CN" w:bidi="hi-IN"/>
+          <w:lang w:eastAsia="zh-CN" w:bidi="hi-IN"/>
         </w:rPr>
       </w:pPr>
       <w:r>
@@ -5020,7 +4899,33 @@
           <w:szCs w:val="20"/>
           <w:lang w:val="en-US" w:eastAsia="zh-CN" w:bidi="hi-IN"/>
         </w:rPr>
-        <w:t>package main</w:t>
+        <w:t>package</w:t>
+      </w:r>
+      <w:r>
+        <w:rPr>
+          <w:rFonts w:ascii="Courier New" w:eastAsiaTheme="minorHAnsi" w:hAnsi="Courier New" w:cs="Courier New"/>
+          <w:bCs w:val="0"/>
+          <w:i w:val="0"/>
+          <w:iCs w:val="0"/>
+          <w:color w:val="000000" w:themeColor="text1"/>
+          <w:sz w:val="20"/>
+          <w:szCs w:val="20"/>
+          <w:lang w:eastAsia="zh-CN" w:bidi="hi-IN"/>
+        </w:rPr>
+        <w:t xml:space="preserve"> </w:t>
+      </w:r>
+      <w:r>
+        <w:rPr>
+          <w:rFonts w:ascii="Courier New" w:eastAsiaTheme="minorHAnsi" w:hAnsi="Courier New" w:cs="Courier New"/>
+          <w:bCs w:val="0"/>
+          <w:i w:val="0"/>
+          <w:iCs w:val="0"/>
+          <w:color w:val="000000" w:themeColor="text1"/>
+          <w:sz w:val="20"/>
+          <w:szCs w:val="20"/>
+          <w:lang w:val="en-US" w:eastAsia="zh-CN" w:bidi="hi-IN"/>
+        </w:rPr>
+        <w:t>main</w:t>
       </w:r>
     </w:p>
     <w:p>
@@ -7063,130 +6968,6 @@
         </w:rPr>
         <w:tab/>
         <w:t>Email         string</w:t>
-      </w:r>
-    </w:p>
-    <w:p>
-      <w:pPr>
-        <w:pStyle w:val="afff9"/>
-        <w:pBdr>
-          <w:top w:val="single" w:sz="4" w:space="1" w:color="auto"/>
-          <w:left w:val="single" w:sz="4" w:space="4" w:color="auto"/>
-          <w:bottom w:val="single" w:sz="4" w:space="1" w:color="auto"/>
-          <w:right w:val="single" w:sz="4" w:space="4" w:color="auto"/>
-        </w:pBdr>
-        <w:rPr>
-          <w:rFonts w:ascii="Courier New" w:eastAsiaTheme="minorHAnsi" w:hAnsi="Courier New" w:cs="Courier New"/>
-          <w:bCs w:val="0"/>
-          <w:i w:val="0"/>
-          <w:iCs w:val="0"/>
-          <w:color w:val="000000" w:themeColor="text1"/>
-          <w:sz w:val="20"/>
-          <w:szCs w:val="20"/>
-          <w:lang w:val="en-US" w:eastAsia="zh-CN" w:bidi="hi-IN"/>
-        </w:rPr>
-      </w:pPr>
-      <w:r>
-        <w:rPr>
-          <w:rFonts w:ascii="Courier New" w:eastAsiaTheme="minorHAnsi" w:hAnsi="Courier New" w:cs="Courier New"/>
-          <w:bCs w:val="0"/>
-          <w:i w:val="0"/>
-          <w:iCs w:val="0"/>
-          <w:color w:val="000000" w:themeColor="text1"/>
-          <w:sz w:val="20"/>
-          <w:szCs w:val="20"/>
-          <w:lang w:val="en-US" w:eastAsia="zh-CN" w:bidi="hi-IN"/>
-        </w:rPr>
-        <w:tab/>
-      </w:r>
-      <w:proofErr w:type="spellStart"/>
-      <w:r>
-        <w:rPr>
-          <w:rFonts w:ascii="Courier New" w:eastAsiaTheme="minorHAnsi" w:hAnsi="Courier New" w:cs="Courier New"/>
-          <w:bCs w:val="0"/>
-          <w:i w:val="0"/>
-          <w:iCs w:val="0"/>
-          <w:color w:val="000000" w:themeColor="text1"/>
-          <w:sz w:val="20"/>
-          <w:szCs w:val="20"/>
-          <w:lang w:val="en-US" w:eastAsia="zh-CN" w:bidi="hi-IN"/>
-        </w:rPr>
-        <w:t>Takes_courses</w:t>
-      </w:r>
-      <w:proofErr w:type="spellEnd"/>
-      <w:r>
-        <w:rPr>
-          <w:rFonts w:ascii="Courier New" w:eastAsiaTheme="minorHAnsi" w:hAnsi="Courier New" w:cs="Courier New"/>
-          <w:bCs w:val="0"/>
-          <w:i w:val="0"/>
-          <w:iCs w:val="0"/>
-          <w:color w:val="000000" w:themeColor="text1"/>
-          <w:sz w:val="20"/>
-          <w:szCs w:val="20"/>
-          <w:lang w:val="en-US" w:eastAsia="zh-CN" w:bidi="hi-IN"/>
-        </w:rPr>
-        <w:t xml:space="preserve"> </w:t>
-      </w:r>
-      <w:proofErr w:type="gramStart"/>
-      <w:r>
-        <w:rPr>
-          <w:rFonts w:ascii="Courier New" w:eastAsiaTheme="minorHAnsi" w:hAnsi="Courier New" w:cs="Courier New"/>
-          <w:bCs w:val="0"/>
-          <w:i w:val="0"/>
-          <w:iCs w:val="0"/>
-          <w:color w:val="000000" w:themeColor="text1"/>
-          <w:sz w:val="20"/>
-          <w:szCs w:val="20"/>
-          <w:lang w:val="en-US" w:eastAsia="zh-CN" w:bidi="hi-IN"/>
-        </w:rPr>
-        <w:t>[]Course</w:t>
-      </w:r>
-      <w:proofErr w:type="gramEnd"/>
-      <w:r>
-        <w:rPr>
-          <w:rFonts w:ascii="Courier New" w:eastAsiaTheme="minorHAnsi" w:hAnsi="Courier New" w:cs="Courier New"/>
-          <w:bCs w:val="0"/>
-          <w:i w:val="0"/>
-          <w:iCs w:val="0"/>
-          <w:color w:val="000000" w:themeColor="text1"/>
-          <w:sz w:val="20"/>
-          <w:szCs w:val="20"/>
-          <w:lang w:val="en-US" w:eastAsia="zh-CN" w:bidi="hi-IN"/>
-        </w:rPr>
-        <w:t xml:space="preserve"> </w:t>
-      </w:r>
-    </w:p>
-    <w:p>
-      <w:pPr>
-        <w:pStyle w:val="afff9"/>
-        <w:pBdr>
-          <w:top w:val="single" w:sz="4" w:space="1" w:color="auto"/>
-          <w:left w:val="single" w:sz="4" w:space="4" w:color="auto"/>
-          <w:bottom w:val="single" w:sz="4" w:space="1" w:color="auto"/>
-          <w:right w:val="single" w:sz="4" w:space="4" w:color="auto"/>
-        </w:pBdr>
-        <w:rPr>
-          <w:rFonts w:ascii="Courier New" w:eastAsiaTheme="minorHAnsi" w:hAnsi="Courier New" w:cs="Courier New"/>
-          <w:bCs w:val="0"/>
-          <w:i w:val="0"/>
-          <w:iCs w:val="0"/>
-          <w:color w:val="000000" w:themeColor="text1"/>
-          <w:sz w:val="20"/>
-          <w:szCs w:val="20"/>
-          <w:lang w:eastAsia="zh-CN" w:bidi="hi-IN"/>
-        </w:rPr>
-      </w:pPr>
-      <w:r>
-        <w:rPr>
-          <w:rFonts w:ascii="Courier New" w:eastAsiaTheme="minorHAnsi" w:hAnsi="Courier New" w:cs="Courier New"/>
-          <w:bCs w:val="0"/>
-          <w:i w:val="0"/>
-          <w:iCs w:val="0"/>
-          <w:color w:val="000000" w:themeColor="text1"/>
-          <w:sz w:val="20"/>
-          <w:szCs w:val="20"/>
-          <w:lang w:eastAsia="zh-CN" w:bidi="hi-IN"/>
-        </w:rPr>
-        <w:t>}</w:t>
       </w:r>
     </w:p>
     <w:p>
@@ -7246,28 +7027,12 @@
         <w:spacing w:line="240" w:lineRule="auto"/>
         <w:rPr>
           <w:rFonts w:ascii="Courier New" w:hAnsi="Courier New"/>
-          <w:sz w:val="20"/>
-          <w:lang w:val="en-US" w:eastAsia="zh-CN" w:bidi="hi-IN"/>
-        </w:rPr>
-      </w:pPr>
-      <w:r>
-        <w:rPr>
-          <w:rFonts w:ascii="Courier New" w:hAnsi="Courier New"/>
           <w:i/>
           <w:iCs/>
           <w:sz w:val="20"/>
           <w:lang w:val="en-US" w:eastAsia="zh-CN" w:bidi="hi-IN"/>
         </w:rPr>
-        <w:t>type</w:t>
-      </w:r>
-      <w:r>
-        <w:rPr>
-          <w:rFonts w:ascii="Courier New" w:hAnsi="Courier New"/>
-          <w:sz w:val="20"/>
-          <w:lang w:val="en-US" w:eastAsia="zh-CN" w:bidi="hi-IN"/>
-        </w:rPr>
-        <w:t xml:space="preserve"> Teacher </w:t>
-      </w:r>
+      </w:pPr>
       <w:r>
         <w:rPr>
           <w:rFonts w:ascii="Courier New" w:hAnsi="Courier New"/>
@@ -7276,15 +7041,51 @@
           <w:sz w:val="20"/>
           <w:lang w:val="en-US" w:eastAsia="zh-CN" w:bidi="hi-IN"/>
         </w:rPr>
-        <w:t>struct</w:t>
-      </w:r>
-      <w:r>
-        <w:rPr>
-          <w:rFonts w:ascii="Courier New" w:hAnsi="Courier New"/>
-          <w:sz w:val="20"/>
-          <w:lang w:val="en-US" w:eastAsia="zh-CN" w:bidi="hi-IN"/>
-        </w:rPr>
-        <w:t xml:space="preserve"> {</w:t>
+        <w:tab/>
+      </w:r>
+      <w:proofErr w:type="spellStart"/>
+      <w:r>
+        <w:rPr>
+          <w:rFonts w:ascii="Courier New" w:hAnsi="Courier New"/>
+          <w:i/>
+          <w:iCs/>
+          <w:sz w:val="20"/>
+          <w:lang w:val="en-US" w:eastAsia="zh-CN" w:bidi="hi-IN"/>
+        </w:rPr>
+        <w:t>Takes_courses</w:t>
+      </w:r>
+      <w:proofErr w:type="spellEnd"/>
+      <w:r>
+        <w:rPr>
+          <w:rFonts w:ascii="Courier New" w:hAnsi="Courier New"/>
+          <w:i/>
+          <w:iCs/>
+          <w:sz w:val="20"/>
+          <w:lang w:val="en-US" w:eastAsia="zh-CN" w:bidi="hi-IN"/>
+        </w:rPr>
+        <w:t xml:space="preserve"> </w:t>
+      </w:r>
+      <w:proofErr w:type="gramStart"/>
+      <w:r>
+        <w:rPr>
+          <w:rFonts w:ascii="Courier New" w:hAnsi="Courier New"/>
+          <w:i/>
+          <w:iCs/>
+          <w:sz w:val="20"/>
+          <w:lang w:val="en-US" w:eastAsia="zh-CN" w:bidi="hi-IN"/>
+        </w:rPr>
+        <w:t>[]Course</w:t>
+      </w:r>
+      <w:proofErr w:type="gramEnd"/>
+      <w:r>
+        <w:rPr>
+          <w:rFonts w:ascii="Courier New" w:hAnsi="Courier New"/>
+          <w:i/>
+          <w:iCs/>
+          <w:sz w:val="20"/>
+          <w:lang w:val="en-US" w:eastAsia="zh-CN" w:bidi="hi-IN"/>
+        </w:rPr>
+        <w:t xml:space="preserve"> </w:t>
       </w:r>
     </w:p>
     <w:p>
@@ -7299,17 +7100,21 @@
         <w:spacing w:line="240" w:lineRule="auto"/>
         <w:rPr>
           <w:rFonts w:ascii="Courier New" w:hAnsi="Courier New"/>
-          <w:sz w:val="20"/>
-          <w:lang w:val="en-US" w:eastAsia="zh-CN" w:bidi="hi-IN"/>
-        </w:rPr>
-      </w:pPr>
-      <w:r>
-        <w:rPr>
-          <w:rFonts w:ascii="Courier New" w:hAnsi="Courier New"/>
-          <w:sz w:val="20"/>
-          <w:lang w:val="en-US" w:eastAsia="zh-CN" w:bidi="hi-IN"/>
-        </w:rPr>
-        <w:t>  Name   string</w:t>
+          <w:i/>
+          <w:iCs/>
+          <w:sz w:val="20"/>
+          <w:lang w:val="en-US" w:eastAsia="zh-CN" w:bidi="hi-IN"/>
+        </w:rPr>
+      </w:pPr>
+      <w:r>
+        <w:rPr>
+          <w:rFonts w:ascii="Courier New" w:hAnsi="Courier New"/>
+          <w:i/>
+          <w:iCs/>
+          <w:sz w:val="20"/>
+          <w:lang w:val="en-US" w:eastAsia="zh-CN" w:bidi="hi-IN"/>
+        </w:rPr>
+        <w:t>}</w:t>
       </w:r>
     </w:p>
     <w:p>
@@ -7331,10 +7136,38 @@
       <w:r>
         <w:rPr>
           <w:rFonts w:ascii="Courier New" w:hAnsi="Courier New"/>
-          <w:sz w:val="20"/>
-          <w:lang w:val="en-US" w:eastAsia="zh-CN" w:bidi="hi-IN"/>
-        </w:rPr>
-        <w:t>  Status string</w:t>
+          <w:i/>
+          <w:iCs/>
+          <w:sz w:val="20"/>
+          <w:lang w:val="en-US" w:eastAsia="zh-CN" w:bidi="hi-IN"/>
+        </w:rPr>
+        <w:t>type</w:t>
+      </w:r>
+      <w:r>
+        <w:rPr>
+          <w:rFonts w:ascii="Courier New" w:hAnsi="Courier New"/>
+          <w:sz w:val="20"/>
+          <w:lang w:val="en-US" w:eastAsia="zh-CN" w:bidi="hi-IN"/>
+        </w:rPr>
+        <w:t xml:space="preserve"> Teacher </w:t>
+      </w:r>
+      <w:r>
+        <w:rPr>
+          <w:rFonts w:ascii="Courier New" w:hAnsi="Courier New"/>
+          <w:i/>
+          <w:iCs/>
+          <w:sz w:val="20"/>
+          <w:lang w:val="en-US" w:eastAsia="zh-CN" w:bidi="hi-IN"/>
+        </w:rPr>
+        <w:t>struct</w:t>
+      </w:r>
+      <w:r>
+        <w:rPr>
+          <w:rFonts w:ascii="Courier New" w:hAnsi="Courier New"/>
+          <w:sz w:val="20"/>
+          <w:lang w:val="en-US" w:eastAsia="zh-CN" w:bidi="hi-IN"/>
+        </w:rPr>
+        <w:t xml:space="preserve"> {</w:t>
       </w:r>
     </w:p>
     <w:p>
@@ -7350,64 +7183,16 @@
         <w:rPr>
           <w:rFonts w:ascii="Courier New" w:hAnsi="Courier New"/>
           <w:sz w:val="20"/>
-          <w:lang w:val="en-US" w:eastAsia="zh-CN" w:bidi="hi-IN"/>
-        </w:rPr>
-      </w:pPr>
-      <w:r>
-        <w:rPr>
-          <w:rFonts w:ascii="Courier New" w:hAnsi="Courier New"/>
-          <w:sz w:val="20"/>
-          <w:lang w:val="en-US" w:eastAsia="zh-CN" w:bidi="hi-IN"/>
-        </w:rPr>
-        <w:t>  Area</w:t>
-      </w:r>
-      <w:proofErr w:type="gramStart"/>
-      <w:r>
-        <w:rPr>
-          <w:rFonts w:ascii="Courier New" w:hAnsi="Courier New"/>
-          <w:sz w:val="20"/>
-          <w:lang w:val="en-US" w:eastAsia="zh-CN" w:bidi="hi-IN"/>
-        </w:rPr>
-        <w:t xml:space="preserve">   [</w:t>
-      </w:r>
-      <w:proofErr w:type="gramEnd"/>
-      <w:r>
-        <w:rPr>
-          <w:rFonts w:ascii="Courier New" w:hAnsi="Courier New"/>
-          <w:sz w:val="20"/>
-          <w:lang w:val="en-US" w:eastAsia="zh-CN" w:bidi="hi-IN"/>
-        </w:rPr>
-        <w:t>]string //</w:t>
-      </w:r>
-      <w:r>
-        <w:rPr>
-          <w:rFonts w:ascii="Courier New" w:hAnsi="Courier New"/>
-          <w:i/>
-          <w:iCs/>
-          <w:sz w:val="20"/>
-          <w:lang w:eastAsia="zh-CN" w:bidi="hi-IN"/>
-        </w:rPr>
-        <w:t>область</w:t>
-      </w:r>
-      <w:r>
-        <w:rPr>
-          <w:rFonts w:ascii="Courier New" w:hAnsi="Courier New"/>
-          <w:i/>
-          <w:iCs/>
-          <w:sz w:val="20"/>
-          <w:lang w:val="en-US" w:eastAsia="zh-CN" w:bidi="hi-IN"/>
-        </w:rPr>
-        <w:t xml:space="preserve"> </w:t>
-      </w:r>
-      <w:r>
-        <w:rPr>
-          <w:rFonts w:ascii="Courier New" w:hAnsi="Courier New"/>
-          <w:i/>
-          <w:iCs/>
-          <w:sz w:val="20"/>
-          <w:lang w:eastAsia="zh-CN" w:bidi="hi-IN"/>
-        </w:rPr>
-        <w:t>экспертности</w:t>
+          <w:lang w:eastAsia="zh-CN" w:bidi="hi-IN"/>
+        </w:rPr>
+      </w:pPr>
+      <w:r>
+        <w:rPr>
+          <w:rFonts w:ascii="Courier New" w:hAnsi="Courier New"/>
+          <w:sz w:val="20"/>
+          <w:lang w:val="en-US" w:eastAsia="zh-CN" w:bidi="hi-IN"/>
+        </w:rPr>
+        <w:t>  Name   string</w:t>
       </w:r>
     </w:p>
     <w:p>
@@ -7432,7 +7217,7 @@
           <w:sz w:val="20"/>
           <w:lang w:val="en-US" w:eastAsia="zh-CN" w:bidi="hi-IN"/>
         </w:rPr>
-        <w:t>}</w:t>
+        <w:t>  Status string</w:t>
       </w:r>
     </w:p>
     <w:p>
@@ -7451,6 +7236,62 @@
           <w:lang w:val="en-US" w:eastAsia="zh-CN" w:bidi="hi-IN"/>
         </w:rPr>
       </w:pPr>
+      <w:r>
+        <w:rPr>
+          <w:rFonts w:ascii="Courier New" w:hAnsi="Courier New"/>
+          <w:sz w:val="20"/>
+          <w:lang w:val="en-US" w:eastAsia="zh-CN" w:bidi="hi-IN"/>
+        </w:rPr>
+        <w:t>  Area</w:t>
+      </w:r>
+      <w:proofErr w:type="gramStart"/>
+      <w:r>
+        <w:rPr>
+          <w:rFonts w:ascii="Courier New" w:hAnsi="Courier New"/>
+          <w:sz w:val="20"/>
+          <w:lang w:val="en-US" w:eastAsia="zh-CN" w:bidi="hi-IN"/>
+        </w:rPr>
+        <w:t xml:space="preserve">   [</w:t>
+      </w:r>
+      <w:proofErr w:type="gramEnd"/>
+      <w:r>
+        <w:rPr>
+          <w:rFonts w:ascii="Courier New" w:hAnsi="Courier New"/>
+          <w:sz w:val="20"/>
+          <w:lang w:val="en-US" w:eastAsia="zh-CN" w:bidi="hi-IN"/>
+        </w:rPr>
+        <w:t>]string //</w:t>
+      </w:r>
+      <w:r>
+        <w:rPr>
+          <w:rFonts w:ascii="Courier New" w:hAnsi="Courier New"/>
+          <w:i/>
+          <w:iCs/>
+          <w:sz w:val="20"/>
+          <w:lang w:eastAsia="zh-CN" w:bidi="hi-IN"/>
+        </w:rPr>
+        <w:t>область</w:t>
+      </w:r>
+      <w:r>
+        <w:rPr>
+          <w:rFonts w:ascii="Courier New" w:hAnsi="Courier New"/>
+          <w:i/>
+          <w:iCs/>
+          <w:sz w:val="20"/>
+          <w:lang w:val="en-US" w:eastAsia="zh-CN" w:bidi="hi-IN"/>
+        </w:rPr>
+        <w:t xml:space="preserve"> </w:t>
+      </w:r>
+      <w:r>
+        <w:rPr>
+          <w:rFonts w:ascii="Courier New" w:hAnsi="Courier New"/>
+          <w:i/>
+          <w:iCs/>
+          <w:sz w:val="20"/>
+          <w:lang w:eastAsia="zh-CN" w:bidi="hi-IN"/>
+        </w:rPr>
+        <w:t>экспертности</w:t>
+      </w:r>
     </w:p>
     <w:p>
       <w:pPr>
@@ -7468,43 +7309,13 @@
           <w:lang w:val="en-US" w:eastAsia="zh-CN" w:bidi="hi-IN"/>
         </w:rPr>
       </w:pPr>
-      <w:proofErr w:type="spellStart"/>
-      <w:r>
-        <w:rPr>
-          <w:rFonts w:ascii="Courier New" w:hAnsi="Courier New"/>
-          <w:i/>
-          <w:iCs/>
-          <w:sz w:val="20"/>
-          <w:lang w:val="en-US" w:eastAsia="zh-CN" w:bidi="hi-IN"/>
-        </w:rPr>
-        <w:t>func</w:t>
-      </w:r>
-      <w:proofErr w:type="spellEnd"/>
-      <w:r>
-        <w:rPr>
-          <w:rFonts w:ascii="Courier New" w:hAnsi="Courier New"/>
-          <w:sz w:val="20"/>
-          <w:lang w:val="en-US" w:eastAsia="zh-CN" w:bidi="hi-IN"/>
-        </w:rPr>
-        <w:t xml:space="preserve"> </w:t>
-      </w:r>
-      <w:proofErr w:type="gramStart"/>
-      <w:r>
-        <w:rPr>
-          <w:rFonts w:ascii="Courier New" w:hAnsi="Courier New"/>
-          <w:sz w:val="20"/>
-          <w:lang w:val="en-US" w:eastAsia="zh-CN" w:bidi="hi-IN"/>
-        </w:rPr>
-        <w:t>main(</w:t>
-      </w:r>
-      <w:proofErr w:type="gramEnd"/>
-      <w:r>
-        <w:rPr>
-          <w:rFonts w:ascii="Courier New" w:hAnsi="Courier New"/>
-          <w:sz w:val="20"/>
-          <w:lang w:val="en-US" w:eastAsia="zh-CN" w:bidi="hi-IN"/>
-        </w:rPr>
-        <w:t>) {</w:t>
+      <w:r>
+        <w:rPr>
+          <w:rFonts w:ascii="Courier New" w:hAnsi="Courier New"/>
+          <w:sz w:val="20"/>
+          <w:lang w:val="en-US" w:eastAsia="zh-CN" w:bidi="hi-IN"/>
+        </w:rPr>
+        <w:t>}</w:t>
       </w:r>
     </w:p>
     <w:p>
@@ -7523,50 +7334,6 @@
           <w:lang w:val="en-US" w:eastAsia="zh-CN" w:bidi="hi-IN"/>
         </w:rPr>
       </w:pPr>
-      <w:r>
-        <w:rPr>
-          <w:rFonts w:ascii="Courier New" w:hAnsi="Courier New"/>
-          <w:sz w:val="20"/>
-          <w:lang w:val="en-US" w:eastAsia="zh-CN" w:bidi="hi-IN"/>
-        </w:rPr>
-        <w:t>  plang</w:t>
-      </w:r>
-      <w:proofErr w:type="gramStart"/>
-      <w:r>
-        <w:rPr>
-          <w:rFonts w:ascii="Courier New" w:hAnsi="Courier New"/>
-          <w:sz w:val="20"/>
-          <w:lang w:val="en-US" w:eastAsia="zh-CN" w:bidi="hi-IN"/>
-        </w:rPr>
-        <w:t>1 :</w:t>
-      </w:r>
-      <w:proofErr w:type="gramEnd"/>
-      <w:r>
-        <w:rPr>
-          <w:rFonts w:ascii="Courier New" w:hAnsi="Courier New"/>
-          <w:sz w:val="20"/>
-          <w:lang w:val="en-US" w:eastAsia="zh-CN" w:bidi="hi-IN"/>
-        </w:rPr>
-        <w:t xml:space="preserve">= </w:t>
-      </w:r>
-      <w:proofErr w:type="spellStart"/>
-      <w:r>
-        <w:rPr>
-          <w:rFonts w:ascii="Courier New" w:hAnsi="Courier New"/>
-          <w:sz w:val="20"/>
-          <w:lang w:val="en-US" w:eastAsia="zh-CN" w:bidi="hi-IN"/>
-        </w:rPr>
-        <w:t>Program_Languages</w:t>
-      </w:r>
-      <w:proofErr w:type="spellEnd"/>
-      <w:r>
-        <w:rPr>
-          <w:rFonts w:ascii="Courier New" w:hAnsi="Courier New"/>
-          <w:sz w:val="20"/>
-          <w:lang w:val="en-US" w:eastAsia="zh-CN" w:bidi="hi-IN"/>
-        </w:rPr>
-        <w:t>{</w:t>
-      </w:r>
     </w:p>
     <w:p>
       <w:pPr>
@@ -7584,22 +7351,16 @@
           <w:lang w:val="en-US" w:eastAsia="zh-CN" w:bidi="hi-IN"/>
         </w:rPr>
       </w:pPr>
-      <w:r>
-        <w:rPr>
-          <w:rFonts w:ascii="Courier New" w:hAnsi="Courier New"/>
-          <w:sz w:val="20"/>
-          <w:lang w:val="en-US" w:eastAsia="zh-CN" w:bidi="hi-IN"/>
-        </w:rPr>
-        <w:t>    Title:                "</w:t>
-      </w:r>
       <w:proofErr w:type="spellStart"/>
       <w:r>
         <w:rPr>
           <w:rFonts w:ascii="Courier New" w:hAnsi="Courier New"/>
-          <w:sz w:val="20"/>
-          <w:lang w:val="en-US" w:eastAsia="zh-CN" w:bidi="hi-IN"/>
-        </w:rPr>
-        <w:t>GoLang</w:t>
+          <w:i/>
+          <w:iCs/>
+          <w:sz w:val="20"/>
+          <w:lang w:val="en-US" w:eastAsia="zh-CN" w:bidi="hi-IN"/>
+        </w:rPr>
+        <w:t>func</w:t>
       </w:r>
       <w:proofErr w:type="spellEnd"/>
       <w:r>
@@ -7608,7 +7369,25 @@
           <w:sz w:val="20"/>
           <w:lang w:val="en-US" w:eastAsia="zh-CN" w:bidi="hi-IN"/>
         </w:rPr>
-        <w:t>",</w:t>
+        <w:t xml:space="preserve"> </w:t>
+      </w:r>
+      <w:proofErr w:type="gramStart"/>
+      <w:r>
+        <w:rPr>
+          <w:rFonts w:ascii="Courier New" w:hAnsi="Courier New"/>
+          <w:sz w:val="20"/>
+          <w:lang w:val="en-US" w:eastAsia="zh-CN" w:bidi="hi-IN"/>
+        </w:rPr>
+        <w:t>main(</w:t>
+      </w:r>
+      <w:proofErr w:type="gramEnd"/>
+      <w:r>
+        <w:rPr>
+          <w:rFonts w:ascii="Courier New" w:hAnsi="Courier New"/>
+          <w:sz w:val="20"/>
+          <w:lang w:val="en-US" w:eastAsia="zh-CN" w:bidi="hi-IN"/>
+        </w:rPr>
+        <w:t>) {</w:t>
       </w:r>
     </w:p>
     <w:p>
@@ -7633,7 +7412,25 @@
           <w:sz w:val="20"/>
           <w:lang w:val="en-US" w:eastAsia="zh-CN" w:bidi="hi-IN"/>
         </w:rPr>
-        <w:t xml:space="preserve">    </w:t>
+        <w:t>  plang</w:t>
+      </w:r>
+      <w:proofErr w:type="gramStart"/>
+      <w:r>
+        <w:rPr>
+          <w:rFonts w:ascii="Courier New" w:hAnsi="Courier New"/>
+          <w:sz w:val="20"/>
+          <w:lang w:val="en-US" w:eastAsia="zh-CN" w:bidi="hi-IN"/>
+        </w:rPr>
+        <w:t>1 :</w:t>
+      </w:r>
+      <w:proofErr w:type="gramEnd"/>
+      <w:r>
+        <w:rPr>
+          <w:rFonts w:ascii="Courier New" w:hAnsi="Courier New"/>
+          <w:sz w:val="20"/>
+          <w:lang w:val="en-US" w:eastAsia="zh-CN" w:bidi="hi-IN"/>
+        </w:rPr>
+        <w:t xml:space="preserve">= </w:t>
       </w:r>
       <w:proofErr w:type="spellStart"/>
       <w:r>
@@ -7642,7 +7439,7 @@
           <w:sz w:val="20"/>
           <w:lang w:val="en-US" w:eastAsia="zh-CN" w:bidi="hi-IN"/>
         </w:rPr>
-        <w:t>Scope_of_application</w:t>
+        <w:t>Program_Languages</w:t>
       </w:r>
       <w:proofErr w:type="spellEnd"/>
       <w:r>
@@ -7651,25 +7448,7 @@
           <w:sz w:val="20"/>
           <w:lang w:val="en-US" w:eastAsia="zh-CN" w:bidi="hi-IN"/>
         </w:rPr>
-        <w:t>: "</w:t>
-      </w:r>
-      <w:proofErr w:type="spellStart"/>
-      <w:r>
-        <w:rPr>
-          <w:rFonts w:ascii="Courier New" w:hAnsi="Courier New"/>
-          <w:sz w:val="20"/>
-          <w:lang w:eastAsia="zh-CN" w:bidi="hi-IN"/>
-        </w:rPr>
-        <w:t>микросервисы</w:t>
-      </w:r>
-      <w:proofErr w:type="spellEnd"/>
-      <w:r>
-        <w:rPr>
-          <w:rFonts w:ascii="Courier New" w:hAnsi="Courier New"/>
-          <w:sz w:val="20"/>
-          <w:lang w:val="en-US" w:eastAsia="zh-CN" w:bidi="hi-IN"/>
-        </w:rPr>
-        <w:t>",</w:t>
+        <w:t>{</w:t>
       </w:r>
     </w:p>
     <w:p>
@@ -7694,16 +7473,18 @@
           <w:sz w:val="20"/>
           <w:lang w:val="en-US" w:eastAsia="zh-CN" w:bidi="hi-IN"/>
         </w:rPr>
-        <w:t>    Type:                 "</w:t>
-      </w:r>
-      <w:r>
-        <w:rPr>
-          <w:rFonts w:ascii="Courier New" w:hAnsi="Courier New"/>
-          <w:sz w:val="20"/>
-          <w:lang w:eastAsia="zh-CN" w:bidi="hi-IN"/>
-        </w:rPr>
-        <w:t>скомпилированный</w:t>
-      </w:r>
+        <w:t>    Title:                "</w:t>
+      </w:r>
+      <w:proofErr w:type="spellStart"/>
+      <w:r>
+        <w:rPr>
+          <w:rFonts w:ascii="Courier New" w:hAnsi="Courier New"/>
+          <w:sz w:val="20"/>
+          <w:lang w:val="en-US" w:eastAsia="zh-CN" w:bidi="hi-IN"/>
+        </w:rPr>
+        <w:t>GoLang</w:t>
+      </w:r>
+      <w:proofErr w:type="spellEnd"/>
       <w:r>
         <w:rPr>
           <w:rFonts w:ascii="Courier New" w:hAnsi="Courier New"/>
@@ -7726,24 +7507,52 @@
         <w:rPr>
           <w:rFonts w:ascii="Courier New" w:hAnsi="Courier New"/>
           <w:sz w:val="20"/>
-          <w:lang w:eastAsia="zh-CN" w:bidi="hi-IN"/>
-        </w:rPr>
-      </w:pPr>
-      <w:r>
-        <w:rPr>
-          <w:rFonts w:ascii="Courier New" w:hAnsi="Courier New"/>
-          <w:sz w:val="20"/>
-          <w:lang w:val="en-US" w:eastAsia="zh-CN" w:bidi="hi-IN"/>
-        </w:rPr>
-        <w:t xml:space="preserve">  </w:t>
-      </w:r>
-      <w:r>
-        <w:rPr>
-          <w:rFonts w:ascii="Courier New" w:hAnsi="Courier New"/>
-          <w:sz w:val="20"/>
-          <w:lang w:eastAsia="zh-CN" w:bidi="hi-IN"/>
-        </w:rPr>
-        <w:t>}</w:t>
+          <w:lang w:val="en-US" w:eastAsia="zh-CN" w:bidi="hi-IN"/>
+        </w:rPr>
+      </w:pPr>
+      <w:r>
+        <w:rPr>
+          <w:rFonts w:ascii="Courier New" w:hAnsi="Courier New"/>
+          <w:sz w:val="20"/>
+          <w:lang w:val="en-US" w:eastAsia="zh-CN" w:bidi="hi-IN"/>
+        </w:rPr>
+        <w:t xml:space="preserve">    </w:t>
+      </w:r>
+      <w:proofErr w:type="spellStart"/>
+      <w:r>
+        <w:rPr>
+          <w:rFonts w:ascii="Courier New" w:hAnsi="Courier New"/>
+          <w:sz w:val="20"/>
+          <w:lang w:val="en-US" w:eastAsia="zh-CN" w:bidi="hi-IN"/>
+        </w:rPr>
+        <w:t>Scope_of_application</w:t>
+      </w:r>
+      <w:proofErr w:type="spellEnd"/>
+      <w:r>
+        <w:rPr>
+          <w:rFonts w:ascii="Courier New" w:hAnsi="Courier New"/>
+          <w:sz w:val="20"/>
+          <w:lang w:val="en-US" w:eastAsia="zh-CN" w:bidi="hi-IN"/>
+        </w:rPr>
+        <w:t>: "</w:t>
+      </w:r>
+      <w:proofErr w:type="spellStart"/>
+      <w:r>
+        <w:rPr>
+          <w:rFonts w:ascii="Courier New" w:hAnsi="Courier New"/>
+          <w:sz w:val="20"/>
+          <w:lang w:eastAsia="zh-CN" w:bidi="hi-IN"/>
+        </w:rPr>
+        <w:t>микросервисы</w:t>
+      </w:r>
+      <w:proofErr w:type="spellEnd"/>
+      <w:r>
+        <w:rPr>
+          <w:rFonts w:ascii="Courier New" w:hAnsi="Courier New"/>
+          <w:sz w:val="20"/>
+          <w:lang w:val="en-US" w:eastAsia="zh-CN" w:bidi="hi-IN"/>
+        </w:rPr>
+        <w:t>",</w:t>
       </w:r>
     </w:p>
     <w:p>
@@ -7766,27 +7575,161 @@
         <w:rPr>
           <w:rFonts w:ascii="Courier New" w:hAnsi="Courier New"/>
           <w:sz w:val="20"/>
-          <w:lang w:eastAsia="zh-CN" w:bidi="hi-IN"/>
-        </w:rPr>
-        <w:t>  test</w:t>
-      </w:r>
-      <w:proofErr w:type="gramStart"/>
-      <w:r>
-        <w:rPr>
-          <w:rFonts w:ascii="Courier New" w:hAnsi="Courier New"/>
-          <w:sz w:val="20"/>
-          <w:lang w:eastAsia="zh-CN" w:bidi="hi-IN"/>
-        </w:rPr>
-        <w:t>1 :</w:t>
-      </w:r>
-      <w:proofErr w:type="gramEnd"/>
-      <w:r>
-        <w:rPr>
-          <w:rFonts w:ascii="Courier New" w:hAnsi="Courier New"/>
-          <w:sz w:val="20"/>
-          <w:lang w:eastAsia="zh-CN" w:bidi="hi-IN"/>
-        </w:rPr>
-        <w:t>= Test{</w:t>
+          <w:lang w:val="en-US" w:eastAsia="zh-CN" w:bidi="hi-IN"/>
+        </w:rPr>
+        <w:t>    Type</w:t>
+      </w:r>
+      <w:r>
+        <w:rPr>
+          <w:rFonts w:ascii="Courier New" w:hAnsi="Courier New"/>
+          <w:sz w:val="20"/>
+          <w:lang w:eastAsia="zh-CN" w:bidi="hi-IN"/>
+        </w:rPr>
+        <w:t xml:space="preserve">: </w:t>
+      </w:r>
+      <w:r>
+        <w:rPr>
+          <w:rFonts w:ascii="Courier New" w:hAnsi="Courier New"/>
+          <w:sz w:val="20"/>
+          <w:lang w:val="en-US" w:eastAsia="zh-CN" w:bidi="hi-IN"/>
+        </w:rPr>
+        <w:t> </w:t>
+      </w:r>
+      <w:r>
+        <w:rPr>
+          <w:rFonts w:ascii="Courier New" w:hAnsi="Courier New"/>
+          <w:sz w:val="20"/>
+          <w:lang w:eastAsia="zh-CN" w:bidi="hi-IN"/>
+        </w:rPr>
+        <w:t xml:space="preserve"> </w:t>
+      </w:r>
+      <w:r>
+        <w:rPr>
+          <w:rFonts w:ascii="Courier New" w:hAnsi="Courier New"/>
+          <w:sz w:val="20"/>
+          <w:lang w:val="en-US" w:eastAsia="zh-CN" w:bidi="hi-IN"/>
+        </w:rPr>
+        <w:t> </w:t>
+      </w:r>
+      <w:r>
+        <w:rPr>
+          <w:rFonts w:ascii="Courier New" w:hAnsi="Courier New"/>
+          <w:sz w:val="20"/>
+          <w:lang w:eastAsia="zh-CN" w:bidi="hi-IN"/>
+        </w:rPr>
+        <w:t xml:space="preserve"> </w:t>
+      </w:r>
+      <w:r>
+        <w:rPr>
+          <w:rFonts w:ascii="Courier New" w:hAnsi="Courier New"/>
+          <w:sz w:val="20"/>
+          <w:lang w:val="en-US" w:eastAsia="zh-CN" w:bidi="hi-IN"/>
+        </w:rPr>
+        <w:t> </w:t>
+      </w:r>
+      <w:r>
+        <w:rPr>
+          <w:rFonts w:ascii="Courier New" w:hAnsi="Courier New"/>
+          <w:sz w:val="20"/>
+          <w:lang w:eastAsia="zh-CN" w:bidi="hi-IN"/>
+        </w:rPr>
+        <w:t xml:space="preserve"> </w:t>
+      </w:r>
+      <w:r>
+        <w:rPr>
+          <w:rFonts w:ascii="Courier New" w:hAnsi="Courier New"/>
+          <w:sz w:val="20"/>
+          <w:lang w:val="en-US" w:eastAsia="zh-CN" w:bidi="hi-IN"/>
+        </w:rPr>
+        <w:t> </w:t>
+      </w:r>
+      <w:r>
+        <w:rPr>
+          <w:rFonts w:ascii="Courier New" w:hAnsi="Courier New"/>
+          <w:sz w:val="20"/>
+          <w:lang w:eastAsia="zh-CN" w:bidi="hi-IN"/>
+        </w:rPr>
+        <w:t xml:space="preserve"> </w:t>
+      </w:r>
+      <w:r>
+        <w:rPr>
+          <w:rFonts w:ascii="Courier New" w:hAnsi="Courier New"/>
+          <w:sz w:val="20"/>
+          <w:lang w:val="en-US" w:eastAsia="zh-CN" w:bidi="hi-IN"/>
+        </w:rPr>
+        <w:t> </w:t>
+      </w:r>
+      <w:r>
+        <w:rPr>
+          <w:rFonts w:ascii="Courier New" w:hAnsi="Courier New"/>
+          <w:sz w:val="20"/>
+          <w:lang w:eastAsia="zh-CN" w:bidi="hi-IN"/>
+        </w:rPr>
+        <w:t xml:space="preserve"> </w:t>
+      </w:r>
+      <w:r>
+        <w:rPr>
+          <w:rFonts w:ascii="Courier New" w:hAnsi="Courier New"/>
+          <w:sz w:val="20"/>
+          <w:lang w:val="en-US" w:eastAsia="zh-CN" w:bidi="hi-IN"/>
+        </w:rPr>
+        <w:t> </w:t>
+      </w:r>
+      <w:r>
+        <w:rPr>
+          <w:rFonts w:ascii="Courier New" w:hAnsi="Courier New"/>
+          <w:sz w:val="20"/>
+          <w:lang w:eastAsia="zh-CN" w:bidi="hi-IN"/>
+        </w:rPr>
+        <w:t xml:space="preserve"> </w:t>
+      </w:r>
+      <w:r>
+        <w:rPr>
+          <w:rFonts w:ascii="Courier New" w:hAnsi="Courier New"/>
+          <w:sz w:val="20"/>
+          <w:lang w:val="en-US" w:eastAsia="zh-CN" w:bidi="hi-IN"/>
+        </w:rPr>
+        <w:t> </w:t>
+      </w:r>
+      <w:r>
+        <w:rPr>
+          <w:rFonts w:ascii="Courier New" w:hAnsi="Courier New"/>
+          <w:sz w:val="20"/>
+          <w:lang w:eastAsia="zh-CN" w:bidi="hi-IN"/>
+        </w:rPr>
+        <w:t xml:space="preserve"> </w:t>
+      </w:r>
+      <w:r>
+        <w:rPr>
+          <w:rFonts w:ascii="Courier New" w:hAnsi="Courier New"/>
+          <w:sz w:val="20"/>
+          <w:lang w:val="en-US" w:eastAsia="zh-CN" w:bidi="hi-IN"/>
+        </w:rPr>
+        <w:t> </w:t>
+      </w:r>
+      <w:r>
+        <w:rPr>
+          <w:rFonts w:ascii="Courier New" w:hAnsi="Courier New"/>
+          <w:sz w:val="20"/>
+          <w:lang w:eastAsia="zh-CN" w:bidi="hi-IN"/>
+        </w:rPr>
+        <w:t xml:space="preserve"> "</w:t>
+      </w:r>
+      <w:r>
+        <w:rPr>
+          <w:rFonts w:ascii="Courier New" w:hAnsi="Courier New"/>
+          <w:sz w:val="20"/>
+          <w:lang w:eastAsia="zh-CN" w:bidi="hi-IN"/>
+        </w:rPr>
+        <w:t>скомпилированный</w:t>
+      </w:r>
+      <w:r>
+        <w:rPr>
+          <w:rFonts w:ascii="Courier New" w:hAnsi="Courier New"/>
+          <w:sz w:val="20"/>
+          <w:lang w:eastAsia="zh-CN" w:bidi="hi-IN"/>
+        </w:rPr>
+        <w:t>",</w:t>
       </w:r>
     </w:p>
     <w:p>
@@ -7802,42 +7745,32 @@
         <w:rPr>
           <w:rFonts w:ascii="Courier New" w:hAnsi="Courier New"/>
           <w:sz w:val="20"/>
-          <w:lang w:val="en-US" w:eastAsia="zh-CN" w:bidi="hi-IN"/>
-        </w:rPr>
-      </w:pPr>
-      <w:r>
-        <w:rPr>
-          <w:rFonts w:ascii="Courier New" w:hAnsi="Courier New"/>
-          <w:sz w:val="20"/>
-          <w:lang w:eastAsia="zh-CN" w:bidi="hi-IN"/>
-        </w:rPr>
-        <w:t xml:space="preserve">    </w:t>
-      </w:r>
-      <w:proofErr w:type="spellStart"/>
-      <w:r>
-        <w:rPr>
-          <w:rFonts w:ascii="Courier New" w:hAnsi="Courier New"/>
-          <w:sz w:val="20"/>
-          <w:lang w:eastAsia="zh-CN" w:bidi="hi-IN"/>
-        </w:rPr>
-        <w:t>Question</w:t>
-      </w:r>
-      <w:proofErr w:type="spellEnd"/>
-      <w:r>
-        <w:rPr>
-          <w:rFonts w:ascii="Courier New" w:hAnsi="Courier New"/>
-          <w:sz w:val="20"/>
-          <w:lang w:eastAsia="zh-CN" w:bidi="hi-IN"/>
-        </w:rPr>
-        <w:t xml:space="preserve">: "Как вывести значение переменной a = 101? </w:t>
-      </w:r>
-      <w:r>
-        <w:rPr>
-          <w:rFonts w:ascii="Courier New" w:hAnsi="Courier New"/>
-          <w:sz w:val="20"/>
-          <w:lang w:val="en-US" w:eastAsia="zh-CN" w:bidi="hi-IN"/>
-        </w:rPr>
-        <w:t>Go",</w:t>
+          <w:lang w:eastAsia="zh-CN" w:bidi="hi-IN"/>
+        </w:rPr>
+      </w:pPr>
+      <w:r>
+        <w:rPr>
+          <w:rFonts w:ascii="Courier New" w:hAnsi="Courier New"/>
+          <w:sz w:val="20"/>
+          <w:lang w:val="en-US" w:eastAsia="zh-CN" w:bidi="hi-IN"/>
+        </w:rPr>
+        <w:t> </w:t>
+      </w:r>
+      <w:r>
+        <w:rPr>
+          <w:rFonts w:ascii="Courier New" w:hAnsi="Courier New"/>
+          <w:sz w:val="20"/>
+          <w:lang w:eastAsia="zh-CN" w:bidi="hi-IN"/>
+        </w:rPr>
+        <w:t xml:space="preserve"> </w:t>
+      </w:r>
+      <w:r>
+        <w:rPr>
+          <w:rFonts w:ascii="Courier New" w:hAnsi="Courier New"/>
+          <w:sz w:val="20"/>
+          <w:lang w:eastAsia="zh-CN" w:bidi="hi-IN"/>
+        </w:rPr>
+        <w:t>}</w:t>
       </w:r>
     </w:p>
     <w:p>
@@ -7853,52 +7786,34 @@
         <w:rPr>
           <w:rFonts w:ascii="Courier New" w:hAnsi="Courier New"/>
           <w:sz w:val="20"/>
-          <w:lang w:val="en-US" w:eastAsia="zh-CN" w:bidi="hi-IN"/>
-        </w:rPr>
-      </w:pPr>
-      <w:r>
-        <w:rPr>
-          <w:rFonts w:ascii="Courier New" w:hAnsi="Courier New"/>
-          <w:sz w:val="20"/>
-          <w:lang w:val="en-US" w:eastAsia="zh-CN" w:bidi="hi-IN"/>
-        </w:rPr>
-        <w:t xml:space="preserve">    </w:t>
-      </w:r>
-      <w:proofErr w:type="spellStart"/>
-      <w:r>
-        <w:rPr>
-          <w:rFonts w:ascii="Courier New" w:hAnsi="Courier New"/>
-          <w:sz w:val="20"/>
-          <w:lang w:val="en-US" w:eastAsia="zh-CN" w:bidi="hi-IN"/>
-        </w:rPr>
-        <w:t>Answer_options</w:t>
-      </w:r>
-      <w:proofErr w:type="spellEnd"/>
-      <w:r>
-        <w:rPr>
-          <w:rFonts w:ascii="Courier New" w:hAnsi="Courier New"/>
-          <w:sz w:val="20"/>
-          <w:lang w:val="en-US" w:eastAsia="zh-CN" w:bidi="hi-IN"/>
-        </w:rPr>
-        <w:t xml:space="preserve">: </w:t>
+          <w:lang w:eastAsia="zh-CN" w:bidi="hi-IN"/>
+        </w:rPr>
+      </w:pPr>
+      <w:r>
+        <w:rPr>
+          <w:rFonts w:ascii="Courier New" w:hAnsi="Courier New"/>
+          <w:sz w:val="20"/>
+          <w:lang w:eastAsia="zh-CN" w:bidi="hi-IN"/>
+        </w:rPr>
+        <w:t>  test</w:t>
       </w:r>
       <w:proofErr w:type="gramStart"/>
       <w:r>
         <w:rPr>
           <w:rFonts w:ascii="Courier New" w:hAnsi="Courier New"/>
           <w:sz w:val="20"/>
-          <w:lang w:val="en-US" w:eastAsia="zh-CN" w:bidi="hi-IN"/>
-        </w:rPr>
-        <w:t>[]string</w:t>
+          <w:lang w:eastAsia="zh-CN" w:bidi="hi-IN"/>
+        </w:rPr>
+        <w:t>1 :</w:t>
       </w:r>
       <w:proofErr w:type="gramEnd"/>
       <w:r>
         <w:rPr>
           <w:rFonts w:ascii="Courier New" w:hAnsi="Courier New"/>
           <w:sz w:val="20"/>
-          <w:lang w:val="en-US" w:eastAsia="zh-CN" w:bidi="hi-IN"/>
-        </w:rPr>
-        <w:t>{</w:t>
+          <w:lang w:eastAsia="zh-CN" w:bidi="hi-IN"/>
+        </w:rPr>
+        <w:t>= Test{</w:t>
       </w:r>
     </w:p>
     <w:p>
@@ -7921,29 +7836,35 @@
         <w:rPr>
           <w:rFonts w:ascii="Courier New" w:hAnsi="Courier New"/>
           <w:sz w:val="20"/>
-          <w:lang w:val="en-US" w:eastAsia="zh-CN" w:bidi="hi-IN"/>
-        </w:rPr>
-        <w:t>      "</w:t>
+          <w:lang w:eastAsia="zh-CN" w:bidi="hi-IN"/>
+        </w:rPr>
+        <w:t xml:space="preserve">    </w:t>
       </w:r>
       <w:proofErr w:type="spellStart"/>
-      <w:proofErr w:type="gramStart"/>
-      <w:r>
-        <w:rPr>
-          <w:rFonts w:ascii="Courier New" w:hAnsi="Courier New"/>
-          <w:sz w:val="20"/>
-          <w:lang w:val="en-US" w:eastAsia="zh-CN" w:bidi="hi-IN"/>
-        </w:rPr>
-        <w:t>fmt.Println</w:t>
+      <w:r>
+        <w:rPr>
+          <w:rFonts w:ascii="Courier New" w:hAnsi="Courier New"/>
+          <w:sz w:val="20"/>
+          <w:lang w:eastAsia="zh-CN" w:bidi="hi-IN"/>
+        </w:rPr>
+        <w:t>Question</w:t>
       </w:r>
       <w:proofErr w:type="spellEnd"/>
-      <w:proofErr w:type="gramEnd"/>
-      <w:r>
-        <w:rPr>
-          <w:rFonts w:ascii="Courier New" w:hAnsi="Courier New"/>
-          <w:sz w:val="20"/>
-          <w:lang w:val="en-US" w:eastAsia="zh-CN" w:bidi="hi-IN"/>
-        </w:rPr>
-        <w:t>(a)",</w:t>
+      <w:r>
+        <w:rPr>
+          <w:rFonts w:ascii="Courier New" w:hAnsi="Courier New"/>
+          <w:sz w:val="20"/>
+          <w:lang w:eastAsia="zh-CN" w:bidi="hi-IN"/>
+        </w:rPr>
+        <w:t xml:space="preserve">: "Как вывести значение переменной a = 101? </w:t>
+      </w:r>
+      <w:r>
+        <w:rPr>
+          <w:rFonts w:ascii="Courier New" w:hAnsi="Courier New"/>
+          <w:sz w:val="20"/>
+          <w:lang w:val="en-US" w:eastAsia="zh-CN" w:bidi="hi-IN"/>
+        </w:rPr>
+        <w:t>Go",</w:t>
       </w:r>
     </w:p>
     <w:p>
@@ -7968,9 +7889,26 @@
           <w:sz w:val="20"/>
           <w:lang w:val="en-US" w:eastAsia="zh-CN" w:bidi="hi-IN"/>
         </w:rPr>
-        <w:t>      "</w:t>
+        <w:t xml:space="preserve">    </w:t>
       </w:r>
       <w:proofErr w:type="spellStart"/>
+      <w:r>
+        <w:rPr>
+          <w:rFonts w:ascii="Courier New" w:hAnsi="Courier New"/>
+          <w:sz w:val="20"/>
+          <w:lang w:val="en-US" w:eastAsia="zh-CN" w:bidi="hi-IN"/>
+        </w:rPr>
+        <w:t>Answer_options</w:t>
+      </w:r>
+      <w:proofErr w:type="spellEnd"/>
+      <w:r>
+        <w:rPr>
+          <w:rFonts w:ascii="Courier New" w:hAnsi="Courier New"/>
+          <w:sz w:val="20"/>
+          <w:lang w:val="en-US" w:eastAsia="zh-CN" w:bidi="hi-IN"/>
+        </w:rPr>
+        <w:t xml:space="preserve">: </w:t>
+      </w:r>
       <w:proofErr w:type="gramStart"/>
       <w:r>
         <w:rPr>
@@ -7978,9 +7916,8 @@
           <w:sz w:val="20"/>
           <w:lang w:val="en-US" w:eastAsia="zh-CN" w:bidi="hi-IN"/>
         </w:rPr>
-        <w:t>fmt.Println</w:t>
-      </w:r>
-      <w:proofErr w:type="spellEnd"/>
+        <w:t>[]string</w:t>
+      </w:r>
       <w:proofErr w:type="gramEnd"/>
       <w:r>
         <w:rPr>
@@ -7988,7 +7925,7 @@
           <w:sz w:val="20"/>
           <w:lang w:val="en-US" w:eastAsia="zh-CN" w:bidi="hi-IN"/>
         </w:rPr>
-        <w:t>('a')",</w:t>
+        <w:t>{</w:t>
       </w:r>
     </w:p>
     <w:p>
@@ -8015,6 +7952,7 @@
         </w:rPr>
         <w:t>      "</w:t>
       </w:r>
+      <w:proofErr w:type="spellStart"/>
       <w:proofErr w:type="gramStart"/>
       <w:r>
         <w:rPr>
@@ -8022,8 +7960,9 @@
           <w:sz w:val="20"/>
           <w:lang w:val="en-US" w:eastAsia="zh-CN" w:bidi="hi-IN"/>
         </w:rPr>
-        <w:t>print</w:t>
-      </w:r>
+        <w:t>fmt.Println</w:t>
+      </w:r>
+      <w:proofErr w:type="spellEnd"/>
       <w:proofErr w:type="gramEnd"/>
       <w:r>
         <w:rPr>
@@ -8059,22 +7998,24 @@
         <w:t>      "</w:t>
       </w:r>
       <w:proofErr w:type="spellStart"/>
-      <w:r>
-        <w:rPr>
-          <w:rFonts w:ascii="Courier New" w:hAnsi="Courier New"/>
-          <w:sz w:val="20"/>
-          <w:lang w:val="en-US" w:eastAsia="zh-CN" w:bidi="hi-IN"/>
-        </w:rPr>
-        <w:t>fPrint</w:t>
+      <w:proofErr w:type="gramStart"/>
+      <w:r>
+        <w:rPr>
+          <w:rFonts w:ascii="Courier New" w:hAnsi="Courier New"/>
+          <w:sz w:val="20"/>
+          <w:lang w:val="en-US" w:eastAsia="zh-CN" w:bidi="hi-IN"/>
+        </w:rPr>
+        <w:t>fmt.Println</w:t>
       </w:r>
       <w:proofErr w:type="spellEnd"/>
-      <w:r>
-        <w:rPr>
-          <w:rFonts w:ascii="Courier New" w:hAnsi="Courier New"/>
-          <w:sz w:val="20"/>
-          <w:lang w:val="en-US" w:eastAsia="zh-CN" w:bidi="hi-IN"/>
-        </w:rPr>
-        <w:t>(a)",</w:t>
+      <w:proofErr w:type="gramEnd"/>
+      <w:r>
+        <w:rPr>
+          <w:rFonts w:ascii="Courier New" w:hAnsi="Courier New"/>
+          <w:sz w:val="20"/>
+          <w:lang w:val="en-US" w:eastAsia="zh-CN" w:bidi="hi-IN"/>
+        </w:rPr>
+        <w:t>('a')",</w:t>
       </w:r>
     </w:p>
     <w:p>
@@ -8099,7 +8040,25 @@
           <w:sz w:val="20"/>
           <w:lang w:val="en-US" w:eastAsia="zh-CN" w:bidi="hi-IN"/>
         </w:rPr>
-        <w:t>    },</w:t>
+        <w:t>      "</w:t>
+      </w:r>
+      <w:proofErr w:type="gramStart"/>
+      <w:r>
+        <w:rPr>
+          <w:rFonts w:ascii="Courier New" w:hAnsi="Courier New"/>
+          <w:sz w:val="20"/>
+          <w:lang w:val="en-US" w:eastAsia="zh-CN" w:bidi="hi-IN"/>
+        </w:rPr>
+        <w:t>print</w:t>
+      </w:r>
+      <w:proofErr w:type="gramEnd"/>
+      <w:r>
+        <w:rPr>
+          <w:rFonts w:ascii="Courier New" w:hAnsi="Courier New"/>
+          <w:sz w:val="20"/>
+          <w:lang w:val="en-US" w:eastAsia="zh-CN" w:bidi="hi-IN"/>
+        </w:rPr>
+        <w:t>(a)",</w:t>
       </w:r>
     </w:p>
     <w:p>
@@ -8124,25 +8083,25 @@
           <w:sz w:val="20"/>
           <w:lang w:val="en-US" w:eastAsia="zh-CN" w:bidi="hi-IN"/>
         </w:rPr>
-        <w:t xml:space="preserve">    Evaluation:   </w:t>
-      </w:r>
-      <w:r>
-        <w:rPr>
-          <w:rFonts w:ascii="Courier New" w:hAnsi="Courier New"/>
-          <w:i/>
-          <w:iCs/>
-          <w:sz w:val="20"/>
-          <w:lang w:val="en-US" w:eastAsia="zh-CN" w:bidi="hi-IN"/>
-        </w:rPr>
-        <w:t>2</w:t>
-      </w:r>
-      <w:r>
-        <w:rPr>
-          <w:rFonts w:ascii="Courier New" w:hAnsi="Courier New"/>
-          <w:sz w:val="20"/>
-          <w:lang w:val="en-US" w:eastAsia="zh-CN" w:bidi="hi-IN"/>
-        </w:rPr>
-        <w:t>,</w:t>
+        <w:t>      "</w:t>
+      </w:r>
+      <w:proofErr w:type="spellStart"/>
+      <w:r>
+        <w:rPr>
+          <w:rFonts w:ascii="Courier New" w:hAnsi="Courier New"/>
+          <w:sz w:val="20"/>
+          <w:lang w:val="en-US" w:eastAsia="zh-CN" w:bidi="hi-IN"/>
+        </w:rPr>
+        <w:t>fPrint</w:t>
+      </w:r>
+      <w:proofErr w:type="spellEnd"/>
+      <w:r>
+        <w:rPr>
+          <w:rFonts w:ascii="Courier New" w:hAnsi="Courier New"/>
+          <w:sz w:val="20"/>
+          <w:lang w:val="en-US" w:eastAsia="zh-CN" w:bidi="hi-IN"/>
+        </w:rPr>
+        <w:t>(a)",</w:t>
       </w:r>
     </w:p>
     <w:p>
@@ -8167,45 +8126,7 @@
           <w:sz w:val="20"/>
           <w:lang w:val="en-US" w:eastAsia="zh-CN" w:bidi="hi-IN"/>
         </w:rPr>
-        <w:t xml:space="preserve">    </w:t>
-      </w:r>
-      <w:proofErr w:type="spellStart"/>
-      <w:r>
-        <w:rPr>
-          <w:rFonts w:ascii="Courier New" w:hAnsi="Courier New"/>
-          <w:sz w:val="20"/>
-          <w:lang w:val="en-US" w:eastAsia="zh-CN" w:bidi="hi-IN"/>
-        </w:rPr>
-        <w:t>Right_answer</w:t>
-      </w:r>
-      <w:proofErr w:type="spellEnd"/>
-      <w:r>
-        <w:rPr>
-          <w:rFonts w:ascii="Courier New" w:hAnsi="Courier New"/>
-          <w:sz w:val="20"/>
-          <w:lang w:val="en-US" w:eastAsia="zh-CN" w:bidi="hi-IN"/>
-        </w:rPr>
-        <w:t>: "</w:t>
-      </w:r>
-      <w:proofErr w:type="spellStart"/>
-      <w:proofErr w:type="gramStart"/>
-      <w:r>
-        <w:rPr>
-          <w:rFonts w:ascii="Courier New" w:hAnsi="Courier New"/>
-          <w:sz w:val="20"/>
-          <w:lang w:val="en-US" w:eastAsia="zh-CN" w:bidi="hi-IN"/>
-        </w:rPr>
-        <w:t>fmt.Println</w:t>
-      </w:r>
-      <w:proofErr w:type="spellEnd"/>
-      <w:proofErr w:type="gramEnd"/>
-      <w:r>
-        <w:rPr>
-          <w:rFonts w:ascii="Courier New" w:hAnsi="Courier New"/>
-          <w:sz w:val="20"/>
-          <w:lang w:val="en-US" w:eastAsia="zh-CN" w:bidi="hi-IN"/>
-        </w:rPr>
-        <w:t>(a)",</w:t>
+        <w:t>    },</w:t>
       </w:r>
     </w:p>
     <w:p>
@@ -8230,7 +8151,25 @@
           <w:sz w:val="20"/>
           <w:lang w:val="en-US" w:eastAsia="zh-CN" w:bidi="hi-IN"/>
         </w:rPr>
-        <w:t>  }</w:t>
+        <w:t xml:space="preserve">    Evaluation:   </w:t>
+      </w:r>
+      <w:r>
+        <w:rPr>
+          <w:rFonts w:ascii="Courier New" w:hAnsi="Courier New"/>
+          <w:i/>
+          <w:iCs/>
+          <w:sz w:val="20"/>
+          <w:lang w:val="en-US" w:eastAsia="zh-CN" w:bidi="hi-IN"/>
+        </w:rPr>
+        <w:t>2</w:t>
+      </w:r>
+      <w:r>
+        <w:rPr>
+          <w:rFonts w:ascii="Courier New" w:hAnsi="Courier New"/>
+          <w:sz w:val="20"/>
+          <w:lang w:val="en-US" w:eastAsia="zh-CN" w:bidi="hi-IN"/>
+        </w:rPr>
+        <w:t>,</w:t>
       </w:r>
     </w:p>
     <w:p>
@@ -8255,8 +8194,27 @@
           <w:sz w:val="20"/>
           <w:lang w:val="en-US" w:eastAsia="zh-CN" w:bidi="hi-IN"/>
         </w:rPr>
-        <w:t>  pr</w:t>
-      </w:r>
+        <w:t xml:space="preserve">    </w:t>
+      </w:r>
+      <w:proofErr w:type="spellStart"/>
+      <w:r>
+        <w:rPr>
+          <w:rFonts w:ascii="Courier New" w:hAnsi="Courier New"/>
+          <w:sz w:val="20"/>
+          <w:lang w:val="en-US" w:eastAsia="zh-CN" w:bidi="hi-IN"/>
+        </w:rPr>
+        <w:t>Right_answer</w:t>
+      </w:r>
+      <w:proofErr w:type="spellEnd"/>
+      <w:r>
+        <w:rPr>
+          <w:rFonts w:ascii="Courier New" w:hAnsi="Courier New"/>
+          <w:sz w:val="20"/>
+          <w:lang w:val="en-US" w:eastAsia="zh-CN" w:bidi="hi-IN"/>
+        </w:rPr>
+        <w:t>: "</w:t>
+      </w:r>
+      <w:proofErr w:type="spellStart"/>
       <w:proofErr w:type="gramStart"/>
       <w:r>
         <w:rPr>
@@ -8264,8 +8222,9 @@
           <w:sz w:val="20"/>
           <w:lang w:val="en-US" w:eastAsia="zh-CN" w:bidi="hi-IN"/>
         </w:rPr>
-        <w:t>1 :</w:t>
-      </w:r>
+        <w:t>fmt.Println</w:t>
+      </w:r>
+      <w:proofErr w:type="spellEnd"/>
       <w:proofErr w:type="gramEnd"/>
       <w:r>
         <w:rPr>
@@ -8273,25 +8232,7 @@
           <w:sz w:val="20"/>
           <w:lang w:val="en-US" w:eastAsia="zh-CN" w:bidi="hi-IN"/>
         </w:rPr>
-        <w:t xml:space="preserve">= </w:t>
-      </w:r>
-      <w:proofErr w:type="spellStart"/>
-      <w:r>
-        <w:rPr>
-          <w:rFonts w:ascii="Courier New" w:hAnsi="Courier New"/>
-          <w:sz w:val="20"/>
-          <w:lang w:val="en-US" w:eastAsia="zh-CN" w:bidi="hi-IN"/>
-        </w:rPr>
-        <w:t>Practical_exercises</w:t>
-      </w:r>
-      <w:proofErr w:type="spellEnd"/>
-      <w:r>
-        <w:rPr>
-          <w:rFonts w:ascii="Courier New" w:hAnsi="Courier New"/>
-          <w:sz w:val="20"/>
-          <w:lang w:val="en-US" w:eastAsia="zh-CN" w:bidi="hi-IN"/>
-        </w:rPr>
-        <w:t>{</w:t>
+        <w:t>(a)",</w:t>
       </w:r>
     </w:p>
     <w:p>
@@ -8316,25 +8257,7 @@
           <w:sz w:val="20"/>
           <w:lang w:val="en-US" w:eastAsia="zh-CN" w:bidi="hi-IN"/>
         </w:rPr>
-        <w:t xml:space="preserve">    Number:     </w:t>
-      </w:r>
-      <w:r>
-        <w:rPr>
-          <w:rFonts w:ascii="Courier New" w:hAnsi="Courier New"/>
-          <w:i/>
-          <w:iCs/>
-          <w:sz w:val="20"/>
-          <w:lang w:val="en-US" w:eastAsia="zh-CN" w:bidi="hi-IN"/>
-        </w:rPr>
-        <w:t>1</w:t>
-      </w:r>
-      <w:r>
-        <w:rPr>
-          <w:rFonts w:ascii="Courier New" w:hAnsi="Courier New"/>
-          <w:sz w:val="20"/>
-          <w:lang w:val="en-US" w:eastAsia="zh-CN" w:bidi="hi-IN"/>
-        </w:rPr>
-        <w:t>,</w:t>
+        <w:t>  }</w:t>
       </w:r>
     </w:p>
     <w:p>
@@ -8359,103 +8282,43 @@
           <w:sz w:val="20"/>
           <w:lang w:val="en-US" w:eastAsia="zh-CN" w:bidi="hi-IN"/>
         </w:rPr>
-        <w:t>    Conditions: "</w:t>
-      </w:r>
-      <w:r>
-        <w:rPr>
-          <w:rFonts w:ascii="Courier New" w:hAnsi="Courier New"/>
-          <w:sz w:val="20"/>
-          <w:lang w:eastAsia="zh-CN" w:bidi="hi-IN"/>
-        </w:rPr>
-        <w:t>Вывести</w:t>
-      </w:r>
-      <w:r>
-        <w:rPr>
-          <w:rFonts w:ascii="Courier New" w:hAnsi="Courier New"/>
-          <w:sz w:val="20"/>
-          <w:lang w:val="en-US" w:eastAsia="zh-CN" w:bidi="hi-IN"/>
-        </w:rPr>
-        <w:t xml:space="preserve"> </w:t>
-      </w:r>
-      <w:r>
-        <w:rPr>
-          <w:rFonts w:ascii="Courier New" w:hAnsi="Courier New"/>
-          <w:sz w:val="20"/>
-          <w:lang w:eastAsia="zh-CN" w:bidi="hi-IN"/>
-        </w:rPr>
-        <w:t>в</w:t>
-      </w:r>
-      <w:r>
-        <w:rPr>
-          <w:rFonts w:ascii="Courier New" w:hAnsi="Courier New"/>
-          <w:sz w:val="20"/>
-          <w:lang w:val="en-US" w:eastAsia="zh-CN" w:bidi="hi-IN"/>
-        </w:rPr>
-        <w:t xml:space="preserve"> </w:t>
-      </w:r>
-      <w:r>
-        <w:rPr>
-          <w:rFonts w:ascii="Courier New" w:hAnsi="Courier New"/>
-          <w:sz w:val="20"/>
-          <w:lang w:eastAsia="zh-CN" w:bidi="hi-IN"/>
-        </w:rPr>
-        <w:t>консоль</w:t>
-      </w:r>
-      <w:r>
-        <w:rPr>
-          <w:rFonts w:ascii="Courier New" w:hAnsi="Courier New"/>
-          <w:sz w:val="20"/>
-          <w:lang w:val="en-US" w:eastAsia="zh-CN" w:bidi="hi-IN"/>
-        </w:rPr>
-        <w:t xml:space="preserve"> </w:t>
-      </w:r>
-      <w:r>
-        <w:rPr>
-          <w:rFonts w:ascii="Courier New" w:hAnsi="Courier New"/>
-          <w:sz w:val="20"/>
-          <w:lang w:eastAsia="zh-CN" w:bidi="hi-IN"/>
-        </w:rPr>
-        <w:t>числа</w:t>
-      </w:r>
-      <w:r>
-        <w:rPr>
-          <w:rFonts w:ascii="Courier New" w:hAnsi="Courier New"/>
-          <w:sz w:val="20"/>
-          <w:lang w:val="en-US" w:eastAsia="zh-CN" w:bidi="hi-IN"/>
-        </w:rPr>
-        <w:t xml:space="preserve"> </w:t>
-      </w:r>
-      <w:r>
-        <w:rPr>
-          <w:rFonts w:ascii="Courier New" w:hAnsi="Courier New"/>
-          <w:sz w:val="20"/>
-          <w:lang w:eastAsia="zh-CN" w:bidi="hi-IN"/>
-        </w:rPr>
-        <w:t>от</w:t>
-      </w:r>
-      <w:r>
-        <w:rPr>
-          <w:rFonts w:ascii="Courier New" w:hAnsi="Courier New"/>
-          <w:sz w:val="20"/>
-          <w:lang w:val="en-US" w:eastAsia="zh-CN" w:bidi="hi-IN"/>
-        </w:rPr>
-        <w:t xml:space="preserve"> 1 </w:t>
-      </w:r>
-      <w:r>
-        <w:rPr>
-          <w:rFonts w:ascii="Courier New" w:hAnsi="Courier New"/>
-          <w:sz w:val="20"/>
-          <w:lang w:eastAsia="zh-CN" w:bidi="hi-IN"/>
-        </w:rPr>
-        <w:t>до</w:t>
-      </w:r>
-      <w:r>
-        <w:rPr>
-          <w:rFonts w:ascii="Courier New" w:hAnsi="Courier New"/>
-          <w:sz w:val="20"/>
-          <w:lang w:val="en-US" w:eastAsia="zh-CN" w:bidi="hi-IN"/>
-        </w:rPr>
-        <w:t xml:space="preserve"> 10",</w:t>
+        <w:t>  pr</w:t>
+      </w:r>
+      <w:proofErr w:type="gramStart"/>
+      <w:r>
+        <w:rPr>
+          <w:rFonts w:ascii="Courier New" w:hAnsi="Courier New"/>
+          <w:sz w:val="20"/>
+          <w:lang w:val="en-US" w:eastAsia="zh-CN" w:bidi="hi-IN"/>
+        </w:rPr>
+        <w:t>1 :</w:t>
+      </w:r>
+      <w:proofErr w:type="gramEnd"/>
+      <w:r>
+        <w:rPr>
+          <w:rFonts w:ascii="Courier New" w:hAnsi="Courier New"/>
+          <w:sz w:val="20"/>
+          <w:lang w:val="en-US" w:eastAsia="zh-CN" w:bidi="hi-IN"/>
+        </w:rPr>
+        <w:t xml:space="preserve">= </w:t>
+      </w:r>
+      <w:proofErr w:type="spellStart"/>
+      <w:r>
+        <w:rPr>
+          <w:rFonts w:ascii="Courier New" w:hAnsi="Courier New"/>
+          <w:sz w:val="20"/>
+          <w:lang w:val="en-US" w:eastAsia="zh-CN" w:bidi="hi-IN"/>
+        </w:rPr>
+        <w:t>Practical_exercises</w:t>
+      </w:r>
+      <w:proofErr w:type="spellEnd"/>
+      <w:r>
+        <w:rPr>
+          <w:rFonts w:ascii="Courier New" w:hAnsi="Courier New"/>
+          <w:sz w:val="20"/>
+          <w:lang w:val="en-US" w:eastAsia="zh-CN" w:bidi="hi-IN"/>
+        </w:rPr>
+        <w:t>{</w:t>
       </w:r>
     </w:p>
     <w:p>
@@ -8480,7 +8343,7 @@
           <w:sz w:val="20"/>
           <w:lang w:val="en-US" w:eastAsia="zh-CN" w:bidi="hi-IN"/>
         </w:rPr>
-        <w:t xml:space="preserve">    Evaluation: </w:t>
+        <w:t xml:space="preserve">    Number:     </w:t>
       </w:r>
       <w:r>
         <w:rPr>
@@ -8523,25 +8386,103 @@
           <w:sz w:val="20"/>
           <w:lang w:val="en-US" w:eastAsia="zh-CN" w:bidi="hi-IN"/>
         </w:rPr>
-        <w:t xml:space="preserve">    Requirements: </w:t>
-      </w:r>
-      <w:proofErr w:type="gramStart"/>
-      <w:r>
-        <w:rPr>
-          <w:rFonts w:ascii="Courier New" w:hAnsi="Courier New"/>
-          <w:sz w:val="20"/>
-          <w:lang w:val="en-US" w:eastAsia="zh-CN" w:bidi="hi-IN"/>
-        </w:rPr>
-        <w:t>[]string</w:t>
-      </w:r>
-      <w:proofErr w:type="gramEnd"/>
-      <w:r>
-        <w:rPr>
-          <w:rFonts w:ascii="Courier New" w:hAnsi="Courier New"/>
-          <w:sz w:val="20"/>
-          <w:lang w:val="en-US" w:eastAsia="zh-CN" w:bidi="hi-IN"/>
-        </w:rPr>
-        <w:t>{</w:t>
+        <w:t>    Conditions: "</w:t>
+      </w:r>
+      <w:r>
+        <w:rPr>
+          <w:rFonts w:ascii="Courier New" w:hAnsi="Courier New"/>
+          <w:sz w:val="20"/>
+          <w:lang w:eastAsia="zh-CN" w:bidi="hi-IN"/>
+        </w:rPr>
+        <w:t>Вывести</w:t>
+      </w:r>
+      <w:r>
+        <w:rPr>
+          <w:rFonts w:ascii="Courier New" w:hAnsi="Courier New"/>
+          <w:sz w:val="20"/>
+          <w:lang w:val="en-US" w:eastAsia="zh-CN" w:bidi="hi-IN"/>
+        </w:rPr>
+        <w:t xml:space="preserve"> </w:t>
+      </w:r>
+      <w:r>
+        <w:rPr>
+          <w:rFonts w:ascii="Courier New" w:hAnsi="Courier New"/>
+          <w:sz w:val="20"/>
+          <w:lang w:eastAsia="zh-CN" w:bidi="hi-IN"/>
+        </w:rPr>
+        <w:t>в</w:t>
+      </w:r>
+      <w:r>
+        <w:rPr>
+          <w:rFonts w:ascii="Courier New" w:hAnsi="Courier New"/>
+          <w:sz w:val="20"/>
+          <w:lang w:val="en-US" w:eastAsia="zh-CN" w:bidi="hi-IN"/>
+        </w:rPr>
+        <w:t xml:space="preserve"> </w:t>
+      </w:r>
+      <w:r>
+        <w:rPr>
+          <w:rFonts w:ascii="Courier New" w:hAnsi="Courier New"/>
+          <w:sz w:val="20"/>
+          <w:lang w:eastAsia="zh-CN" w:bidi="hi-IN"/>
+        </w:rPr>
+        <w:t>консоль</w:t>
+      </w:r>
+      <w:r>
+        <w:rPr>
+          <w:rFonts w:ascii="Courier New" w:hAnsi="Courier New"/>
+          <w:sz w:val="20"/>
+          <w:lang w:val="en-US" w:eastAsia="zh-CN" w:bidi="hi-IN"/>
+        </w:rPr>
+        <w:t xml:space="preserve"> </w:t>
+      </w:r>
+      <w:r>
+        <w:rPr>
+          <w:rFonts w:ascii="Courier New" w:hAnsi="Courier New"/>
+          <w:sz w:val="20"/>
+          <w:lang w:eastAsia="zh-CN" w:bidi="hi-IN"/>
+        </w:rPr>
+        <w:t>числа</w:t>
+      </w:r>
+      <w:r>
+        <w:rPr>
+          <w:rFonts w:ascii="Courier New" w:hAnsi="Courier New"/>
+          <w:sz w:val="20"/>
+          <w:lang w:val="en-US" w:eastAsia="zh-CN" w:bidi="hi-IN"/>
+        </w:rPr>
+        <w:t xml:space="preserve"> </w:t>
+      </w:r>
+      <w:r>
+        <w:rPr>
+          <w:rFonts w:ascii="Courier New" w:hAnsi="Courier New"/>
+          <w:sz w:val="20"/>
+          <w:lang w:eastAsia="zh-CN" w:bidi="hi-IN"/>
+        </w:rPr>
+        <w:t>от</w:t>
+      </w:r>
+      <w:r>
+        <w:rPr>
+          <w:rFonts w:ascii="Courier New" w:hAnsi="Courier New"/>
+          <w:sz w:val="20"/>
+          <w:lang w:val="en-US" w:eastAsia="zh-CN" w:bidi="hi-IN"/>
+        </w:rPr>
+        <w:t xml:space="preserve"> 1 </w:t>
+      </w:r>
+      <w:r>
+        <w:rPr>
+          <w:rFonts w:ascii="Courier New" w:hAnsi="Courier New"/>
+          <w:sz w:val="20"/>
+          <w:lang w:eastAsia="zh-CN" w:bidi="hi-IN"/>
+        </w:rPr>
+        <w:t>до</w:t>
+      </w:r>
+      <w:r>
+        <w:rPr>
+          <w:rFonts w:ascii="Courier New" w:hAnsi="Courier New"/>
+          <w:sz w:val="20"/>
+          <w:lang w:val="en-US" w:eastAsia="zh-CN" w:bidi="hi-IN"/>
+        </w:rPr>
+        <w:t xml:space="preserve"> 10",</w:t>
       </w:r>
     </w:p>
     <w:p>
@@ -8566,39 +8507,25 @@
           <w:sz w:val="20"/>
           <w:lang w:val="en-US" w:eastAsia="zh-CN" w:bidi="hi-IN"/>
         </w:rPr>
-        <w:t>      "</w:t>
-      </w:r>
-      <w:r>
-        <w:rPr>
-          <w:rFonts w:ascii="Courier New" w:hAnsi="Courier New"/>
-          <w:sz w:val="20"/>
-          <w:lang w:eastAsia="zh-CN" w:bidi="hi-IN"/>
-        </w:rPr>
-        <w:t>Использовать</w:t>
-      </w:r>
-      <w:r>
-        <w:rPr>
-          <w:rFonts w:ascii="Courier New" w:hAnsi="Courier New"/>
-          <w:sz w:val="20"/>
-          <w:lang w:val="en-US" w:eastAsia="zh-CN" w:bidi="hi-IN"/>
-        </w:rPr>
-        <w:t xml:space="preserve"> </w:t>
-      </w:r>
-      <w:r>
-        <w:rPr>
-          <w:rFonts w:ascii="Courier New" w:hAnsi="Courier New"/>
-          <w:sz w:val="20"/>
-          <w:lang w:eastAsia="zh-CN" w:bidi="hi-IN"/>
-        </w:rPr>
-        <w:t>цикл</w:t>
-      </w:r>
-      <w:r>
-        <w:rPr>
-          <w:rFonts w:ascii="Courier New" w:hAnsi="Courier New"/>
-          <w:sz w:val="20"/>
-          <w:lang w:val="en-US" w:eastAsia="zh-CN" w:bidi="hi-IN"/>
-        </w:rPr>
-        <w:t xml:space="preserve"> for",</w:t>
+        <w:t xml:space="preserve">    Evaluation: </w:t>
+      </w:r>
+      <w:r>
+        <w:rPr>
+          <w:rFonts w:ascii="Courier New" w:hAnsi="Courier New"/>
+          <w:i/>
+          <w:iCs/>
+          <w:sz w:val="20"/>
+          <w:lang w:val="en-US" w:eastAsia="zh-CN" w:bidi="hi-IN"/>
+        </w:rPr>
+        <w:t>1</w:t>
+      </w:r>
+      <w:r>
+        <w:rPr>
+          <w:rFonts w:ascii="Courier New" w:hAnsi="Courier New"/>
+          <w:sz w:val="20"/>
+          <w:lang w:val="en-US" w:eastAsia="zh-CN" w:bidi="hi-IN"/>
+        </w:rPr>
+        <w:t>,</w:t>
       </w:r>
     </w:p>
     <w:p>
@@ -8623,55 +8550,25 @@
           <w:sz w:val="20"/>
           <w:lang w:val="en-US" w:eastAsia="zh-CN" w:bidi="hi-IN"/>
         </w:rPr>
-        <w:t>      "</w:t>
-      </w:r>
-      <w:r>
-        <w:rPr>
-          <w:rFonts w:ascii="Courier New" w:hAnsi="Courier New"/>
-          <w:sz w:val="20"/>
-          <w:lang w:eastAsia="zh-CN" w:bidi="hi-IN"/>
-        </w:rPr>
-        <w:t>Использовать</w:t>
-      </w:r>
-      <w:r>
-        <w:rPr>
-          <w:rFonts w:ascii="Courier New" w:hAnsi="Courier New"/>
-          <w:sz w:val="20"/>
-          <w:lang w:val="en-US" w:eastAsia="zh-CN" w:bidi="hi-IN"/>
-        </w:rPr>
-        <w:t xml:space="preserve"> </w:t>
-      </w:r>
-      <w:r>
-        <w:rPr>
-          <w:rFonts w:ascii="Courier New" w:hAnsi="Courier New"/>
-          <w:sz w:val="20"/>
-          <w:lang w:eastAsia="zh-CN" w:bidi="hi-IN"/>
-        </w:rPr>
-        <w:t>только</w:t>
-      </w:r>
-      <w:r>
-        <w:rPr>
-          <w:rFonts w:ascii="Courier New" w:hAnsi="Courier New"/>
-          <w:sz w:val="20"/>
-          <w:lang w:val="en-US" w:eastAsia="zh-CN" w:bidi="hi-IN"/>
-        </w:rPr>
-        <w:t xml:space="preserve"> 1 </w:t>
-      </w:r>
-      <w:r>
-        <w:rPr>
-          <w:rFonts w:ascii="Courier New" w:hAnsi="Courier New"/>
-          <w:sz w:val="20"/>
-          <w:lang w:eastAsia="zh-CN" w:bidi="hi-IN"/>
-        </w:rPr>
-        <w:t>цикл</w:t>
-      </w:r>
-      <w:r>
-        <w:rPr>
-          <w:rFonts w:ascii="Courier New" w:hAnsi="Courier New"/>
-          <w:sz w:val="20"/>
-          <w:lang w:val="en-US" w:eastAsia="zh-CN" w:bidi="hi-IN"/>
-        </w:rPr>
-        <w:t>",</w:t>
+        <w:t xml:space="preserve">    Requirements: </w:t>
+      </w:r>
+      <w:proofErr w:type="gramStart"/>
+      <w:r>
+        <w:rPr>
+          <w:rFonts w:ascii="Courier New" w:hAnsi="Courier New"/>
+          <w:sz w:val="20"/>
+          <w:lang w:val="en-US" w:eastAsia="zh-CN" w:bidi="hi-IN"/>
+        </w:rPr>
+        <w:t>[]string</w:t>
+      </w:r>
+      <w:proofErr w:type="gramEnd"/>
+      <w:r>
+        <w:rPr>
+          <w:rFonts w:ascii="Courier New" w:hAnsi="Courier New"/>
+          <w:sz w:val="20"/>
+          <w:lang w:val="en-US" w:eastAsia="zh-CN" w:bidi="hi-IN"/>
+        </w:rPr>
+        <w:t>{</w:t>
       </w:r>
     </w:p>
     <w:p>
@@ -8696,7 +8593,39 @@
           <w:sz w:val="20"/>
           <w:lang w:val="en-US" w:eastAsia="zh-CN" w:bidi="hi-IN"/>
         </w:rPr>
-        <w:t>    },</w:t>
+        <w:t>      "</w:t>
+      </w:r>
+      <w:r>
+        <w:rPr>
+          <w:rFonts w:ascii="Courier New" w:hAnsi="Courier New"/>
+          <w:sz w:val="20"/>
+          <w:lang w:eastAsia="zh-CN" w:bidi="hi-IN"/>
+        </w:rPr>
+        <w:t>Использовать</w:t>
+      </w:r>
+      <w:r>
+        <w:rPr>
+          <w:rFonts w:ascii="Courier New" w:hAnsi="Courier New"/>
+          <w:sz w:val="20"/>
+          <w:lang w:val="en-US" w:eastAsia="zh-CN" w:bidi="hi-IN"/>
+        </w:rPr>
+        <w:t xml:space="preserve"> </w:t>
+      </w:r>
+      <w:r>
+        <w:rPr>
+          <w:rFonts w:ascii="Courier New" w:hAnsi="Courier New"/>
+          <w:sz w:val="20"/>
+          <w:lang w:eastAsia="zh-CN" w:bidi="hi-IN"/>
+        </w:rPr>
+        <w:t>цикл</w:t>
+      </w:r>
+      <w:r>
+        <w:rPr>
+          <w:rFonts w:ascii="Courier New" w:hAnsi="Courier New"/>
+          <w:sz w:val="20"/>
+          <w:lang w:val="en-US" w:eastAsia="zh-CN" w:bidi="hi-IN"/>
+        </w:rPr>
+        <w:t xml:space="preserve"> for",</w:t>
       </w:r>
     </w:p>
     <w:p>
@@ -8712,16 +8641,72 @@
         <w:rPr>
           <w:rFonts w:ascii="Courier New" w:hAnsi="Courier New"/>
           <w:sz w:val="20"/>
-          <w:lang w:val="en-US" w:eastAsia="zh-CN" w:bidi="hi-IN"/>
-        </w:rPr>
-      </w:pPr>
-      <w:r>
-        <w:rPr>
-          <w:rFonts w:ascii="Courier New" w:hAnsi="Courier New"/>
-          <w:sz w:val="20"/>
-          <w:lang w:val="en-US" w:eastAsia="zh-CN" w:bidi="hi-IN"/>
-        </w:rPr>
-        <w:t>  }</w:t>
+          <w:lang w:eastAsia="zh-CN" w:bidi="hi-IN"/>
+        </w:rPr>
+      </w:pPr>
+      <w:r>
+        <w:rPr>
+          <w:rFonts w:ascii="Courier New" w:hAnsi="Courier New"/>
+          <w:sz w:val="20"/>
+          <w:lang w:val="en-US" w:eastAsia="zh-CN" w:bidi="hi-IN"/>
+        </w:rPr>
+        <w:t xml:space="preserve">      </w:t>
+      </w:r>
+      <w:r>
+        <w:rPr>
+          <w:rFonts w:ascii="Courier New" w:hAnsi="Courier New"/>
+          <w:sz w:val="20"/>
+          <w:lang w:eastAsia="zh-CN" w:bidi="hi-IN"/>
+        </w:rPr>
+        <w:t>"</w:t>
+      </w:r>
+      <w:r>
+        <w:rPr>
+          <w:rFonts w:ascii="Courier New" w:hAnsi="Courier New"/>
+          <w:sz w:val="20"/>
+          <w:lang w:eastAsia="zh-CN" w:bidi="hi-IN"/>
+        </w:rPr>
+        <w:t>Использовать</w:t>
+      </w:r>
+      <w:r>
+        <w:rPr>
+          <w:rFonts w:ascii="Courier New" w:hAnsi="Courier New"/>
+          <w:sz w:val="20"/>
+          <w:lang w:eastAsia="zh-CN" w:bidi="hi-IN"/>
+        </w:rPr>
+        <w:t xml:space="preserve"> </w:t>
+      </w:r>
+      <w:r>
+        <w:rPr>
+          <w:rFonts w:ascii="Courier New" w:hAnsi="Courier New"/>
+          <w:sz w:val="20"/>
+          <w:lang w:eastAsia="zh-CN" w:bidi="hi-IN"/>
+        </w:rPr>
+        <w:t>только</w:t>
+      </w:r>
+      <w:r>
+        <w:rPr>
+          <w:rFonts w:ascii="Courier New" w:hAnsi="Courier New"/>
+          <w:sz w:val="20"/>
+          <w:lang w:eastAsia="zh-CN" w:bidi="hi-IN"/>
+        </w:rPr>
+        <w:t xml:space="preserve"> 1 </w:t>
+      </w:r>
+      <w:r>
+        <w:rPr>
+          <w:rFonts w:ascii="Courier New" w:hAnsi="Courier New"/>
+          <w:sz w:val="20"/>
+          <w:lang w:eastAsia="zh-CN" w:bidi="hi-IN"/>
+        </w:rPr>
+        <w:t>цикл</w:t>
+      </w:r>
+      <w:r>
+        <w:rPr>
+          <w:rFonts w:ascii="Courier New" w:hAnsi="Courier New"/>
+          <w:sz w:val="20"/>
+          <w:lang w:eastAsia="zh-CN" w:bidi="hi-IN"/>
+        </w:rPr>
+        <w:t>",</w:t>
       </w:r>
     </w:p>
     <w:p>
@@ -8737,52 +8722,40 @@
         <w:rPr>
           <w:rFonts w:ascii="Courier New" w:hAnsi="Courier New"/>
           <w:sz w:val="20"/>
-          <w:lang w:val="en-US" w:eastAsia="zh-CN" w:bidi="hi-IN"/>
-        </w:rPr>
-      </w:pPr>
-      <w:r>
-        <w:rPr>
-          <w:rFonts w:ascii="Courier New" w:hAnsi="Courier New"/>
-          <w:sz w:val="20"/>
-          <w:lang w:val="en-US" w:eastAsia="zh-CN" w:bidi="hi-IN"/>
-        </w:rPr>
-        <w:t>  pr</w:t>
-      </w:r>
-      <w:proofErr w:type="gramStart"/>
-      <w:r>
-        <w:rPr>
-          <w:rFonts w:ascii="Courier New" w:hAnsi="Courier New"/>
-          <w:sz w:val="20"/>
-          <w:lang w:val="en-US" w:eastAsia="zh-CN" w:bidi="hi-IN"/>
-        </w:rPr>
-        <w:t>2 :</w:t>
-      </w:r>
-      <w:proofErr w:type="gramEnd"/>
-      <w:r>
-        <w:rPr>
-          <w:rFonts w:ascii="Courier New" w:hAnsi="Courier New"/>
-          <w:sz w:val="20"/>
-          <w:lang w:val="en-US" w:eastAsia="zh-CN" w:bidi="hi-IN"/>
-        </w:rPr>
-        <w:t xml:space="preserve">= </w:t>
-      </w:r>
-      <w:proofErr w:type="spellStart"/>
-      <w:r>
-        <w:rPr>
-          <w:rFonts w:ascii="Courier New" w:hAnsi="Courier New"/>
-          <w:sz w:val="20"/>
-          <w:lang w:val="en-US" w:eastAsia="zh-CN" w:bidi="hi-IN"/>
-        </w:rPr>
-        <w:t>Practical_exercises</w:t>
-      </w:r>
-      <w:proofErr w:type="spellEnd"/>
-      <w:r>
-        <w:rPr>
-          <w:rFonts w:ascii="Courier New" w:hAnsi="Courier New"/>
-          <w:sz w:val="20"/>
-          <w:lang w:val="en-US" w:eastAsia="zh-CN" w:bidi="hi-IN"/>
-        </w:rPr>
-        <w:t>{</w:t>
+          <w:lang w:eastAsia="zh-CN" w:bidi="hi-IN"/>
+        </w:rPr>
+      </w:pPr>
+      <w:r>
+        <w:rPr>
+          <w:rFonts w:ascii="Courier New" w:hAnsi="Courier New"/>
+          <w:sz w:val="20"/>
+          <w:lang w:val="en-US" w:eastAsia="zh-CN" w:bidi="hi-IN"/>
+        </w:rPr>
+        <w:t> </w:t>
+      </w:r>
+      <w:r>
+        <w:rPr>
+          <w:rFonts w:ascii="Courier New" w:hAnsi="Courier New"/>
+          <w:sz w:val="20"/>
+          <w:lang w:eastAsia="zh-CN" w:bidi="hi-IN"/>
+        </w:rPr>
+        <w:t xml:space="preserve"> </w:t>
+      </w:r>
+      <w:r>
+        <w:rPr>
+          <w:rFonts w:ascii="Courier New" w:hAnsi="Courier New"/>
+          <w:sz w:val="20"/>
+          <w:lang w:val="en-US" w:eastAsia="zh-CN" w:bidi="hi-IN"/>
+        </w:rPr>
+        <w:t> </w:t>
+      </w:r>
+      <w:r>
+        <w:rPr>
+          <w:rFonts w:ascii="Courier New" w:hAnsi="Courier New"/>
+          <w:sz w:val="20"/>
+          <w:lang w:eastAsia="zh-CN" w:bidi="hi-IN"/>
+        </w:rPr>
+        <w:t xml:space="preserve"> },</w:t>
       </w:r>
     </w:p>
     <w:p>
@@ -8807,7 +8780,155 @@
           <w:sz w:val="20"/>
           <w:lang w:val="en-US" w:eastAsia="zh-CN" w:bidi="hi-IN"/>
         </w:rPr>
-        <w:t xml:space="preserve">    </w:t>
+        <w:t> </w:t>
+      </w:r>
+      <w:r>
+        <w:rPr>
+          <w:rFonts w:ascii="Courier New" w:hAnsi="Courier New"/>
+          <w:sz w:val="20"/>
+          <w:lang w:eastAsia="zh-CN" w:bidi="hi-IN"/>
+        </w:rPr>
+        <w:t xml:space="preserve"> }</w:t>
+      </w:r>
+    </w:p>
+    <w:p>
+      <w:pPr>
+        <w:pStyle w:val="aff9"/>
+        <w:pBdr>
+          <w:top w:val="single" w:sz="4" w:space="1" w:color="auto"/>
+          <w:left w:val="single" w:sz="4" w:space="1" w:color="auto"/>
+          <w:bottom w:val="single" w:sz="4" w:space="1" w:color="auto"/>
+          <w:right w:val="single" w:sz="4" w:space="1" w:color="auto"/>
+        </w:pBdr>
+        <w:spacing w:line="240" w:lineRule="auto"/>
+        <w:rPr>
+          <w:rFonts w:ascii="Courier New" w:hAnsi="Courier New"/>
+          <w:sz w:val="20"/>
+          <w:lang w:eastAsia="zh-CN" w:bidi="hi-IN"/>
+        </w:rPr>
+      </w:pPr>
+      <w:r>
+        <w:rPr>
+          <w:rFonts w:ascii="Courier New" w:hAnsi="Courier New"/>
+          <w:sz w:val="20"/>
+          <w:lang w:val="en-US" w:eastAsia="zh-CN" w:bidi="hi-IN"/>
+        </w:rPr>
+        <w:t> </w:t>
+      </w:r>
+      <w:r>
+        <w:rPr>
+          <w:rFonts w:ascii="Courier New" w:hAnsi="Courier New"/>
+          <w:sz w:val="20"/>
+          <w:lang w:eastAsia="zh-CN" w:bidi="hi-IN"/>
+        </w:rPr>
+        <w:t xml:space="preserve"> </w:t>
+      </w:r>
+      <w:r>
+        <w:rPr>
+          <w:rFonts w:ascii="Courier New" w:hAnsi="Courier New"/>
+          <w:sz w:val="20"/>
+          <w:lang w:val="en-US" w:eastAsia="zh-CN" w:bidi="hi-IN"/>
+        </w:rPr>
+        <w:t>pr</w:t>
+      </w:r>
+      <w:proofErr w:type="gramStart"/>
+      <w:r>
+        <w:rPr>
+          <w:rFonts w:ascii="Courier New" w:hAnsi="Courier New"/>
+          <w:sz w:val="20"/>
+          <w:lang w:eastAsia="zh-CN" w:bidi="hi-IN"/>
+        </w:rPr>
+        <w:t>2 :</w:t>
+      </w:r>
+      <w:proofErr w:type="gramEnd"/>
+      <w:r>
+        <w:rPr>
+          <w:rFonts w:ascii="Courier New" w:hAnsi="Courier New"/>
+          <w:sz w:val="20"/>
+          <w:lang w:eastAsia="zh-CN" w:bidi="hi-IN"/>
+        </w:rPr>
+        <w:t xml:space="preserve">= </w:t>
+      </w:r>
+      <w:r>
+        <w:rPr>
+          <w:rFonts w:ascii="Courier New" w:hAnsi="Courier New"/>
+          <w:sz w:val="20"/>
+          <w:lang w:val="en-US" w:eastAsia="zh-CN" w:bidi="hi-IN"/>
+        </w:rPr>
+        <w:t>Practical</w:t>
+      </w:r>
+      <w:r>
+        <w:rPr>
+          <w:rFonts w:ascii="Courier New" w:hAnsi="Courier New"/>
+          <w:sz w:val="20"/>
+          <w:lang w:eastAsia="zh-CN" w:bidi="hi-IN"/>
+        </w:rPr>
+        <w:t>_</w:t>
+      </w:r>
+      <w:r>
+        <w:rPr>
+          <w:rFonts w:ascii="Courier New" w:hAnsi="Courier New"/>
+          <w:sz w:val="20"/>
+          <w:lang w:val="en-US" w:eastAsia="zh-CN" w:bidi="hi-IN"/>
+        </w:rPr>
+        <w:t>exercises</w:t>
+      </w:r>
+      <w:r>
+        <w:rPr>
+          <w:rFonts w:ascii="Courier New" w:hAnsi="Courier New"/>
+          <w:sz w:val="20"/>
+          <w:lang w:eastAsia="zh-CN" w:bidi="hi-IN"/>
+        </w:rPr>
+        <w:t>{</w:t>
+      </w:r>
+    </w:p>
+    <w:p>
+      <w:pPr>
+        <w:pStyle w:val="aff9"/>
+        <w:pBdr>
+          <w:top w:val="single" w:sz="4" w:space="1" w:color="auto"/>
+          <w:left w:val="single" w:sz="4" w:space="1" w:color="auto"/>
+          <w:bottom w:val="single" w:sz="4" w:space="1" w:color="auto"/>
+          <w:right w:val="single" w:sz="4" w:space="1" w:color="auto"/>
+        </w:pBdr>
+        <w:spacing w:line="240" w:lineRule="auto"/>
+        <w:rPr>
+          <w:rFonts w:ascii="Courier New" w:hAnsi="Courier New"/>
+          <w:sz w:val="20"/>
+          <w:lang w:eastAsia="zh-CN" w:bidi="hi-IN"/>
+        </w:rPr>
+      </w:pPr>
+      <w:r>
+        <w:rPr>
+          <w:rFonts w:ascii="Courier New" w:hAnsi="Courier New"/>
+          <w:sz w:val="20"/>
+          <w:lang w:val="en-US" w:eastAsia="zh-CN" w:bidi="hi-IN"/>
+        </w:rPr>
+        <w:t> </w:t>
+      </w:r>
+      <w:r>
+        <w:rPr>
+          <w:rFonts w:ascii="Courier New" w:hAnsi="Courier New"/>
+          <w:sz w:val="20"/>
+          <w:lang w:eastAsia="zh-CN" w:bidi="hi-IN"/>
+        </w:rPr>
+        <w:t xml:space="preserve"> </w:t>
+      </w:r>
+      <w:r>
+        <w:rPr>
+          <w:rFonts w:ascii="Courier New" w:hAnsi="Courier New"/>
+          <w:sz w:val="20"/>
+          <w:lang w:val="en-US" w:eastAsia="zh-CN" w:bidi="hi-IN"/>
+        </w:rPr>
+        <w:t> </w:t>
+      </w:r>
+      <w:r>
+        <w:rPr>
+          <w:rFonts w:ascii="Courier New" w:hAnsi="Courier New"/>
+          <w:sz w:val="20"/>
+          <w:lang w:eastAsia="zh-CN" w:bidi="hi-IN"/>
+        </w:rPr>
+        <w:t xml:space="preserve"> </w:t>
       </w:r>
       <w:proofErr w:type="gramStart"/>
       <w:r>
@@ -9468,7 +9589,7 @@
         <w:rPr>
           <w:rFonts w:ascii="Courier New" w:hAnsi="Courier New" w:cs="Courier New"/>
           <w:sz w:val="20"/>
-          <w:lang w:val="en-US" w:eastAsia="zh-CN" w:bidi="hi-IN"/>
+          <w:lang w:eastAsia="zh-CN" w:bidi="hi-IN"/>
         </w:rPr>
       </w:pPr>
     </w:p>
@@ -9563,18 +9684,38 @@
           <w:color w:val="000000" w:themeColor="text1"/>
           <w:sz w:val="20"/>
           <w:szCs w:val="20"/>
-          <w:lang w:val="en-US" w:eastAsia="zh-CN" w:bidi="hi-IN"/>
-        </w:rPr>
-      </w:pPr>
-      <w:r>
-        <w:rPr>
-          <w:rFonts w:ascii="Courier New" w:eastAsiaTheme="minorHAnsi" w:hAnsi="Courier New"/>
-          <w:color w:val="000000" w:themeColor="text1"/>
-          <w:sz w:val="20"/>
-          <w:szCs w:val="20"/>
-          <w:lang w:val="en-US" w:eastAsia="zh-CN" w:bidi="hi-IN"/>
-        </w:rPr>
-        <w:t>  lesson</w:t>
+          <w:lang w:eastAsia="zh-CN" w:bidi="hi-IN"/>
+        </w:rPr>
+      </w:pPr>
+      <w:r>
+        <w:rPr>
+          <w:rFonts w:ascii="Courier New" w:eastAsiaTheme="minorHAnsi" w:hAnsi="Courier New"/>
+          <w:color w:val="000000" w:themeColor="text1"/>
+          <w:sz w:val="20"/>
+          <w:szCs w:val="20"/>
+          <w:lang w:val="en-US" w:eastAsia="zh-CN" w:bidi="hi-IN"/>
+        </w:rPr>
+        <w:t> </w:t>
+      </w:r>
+      <w:r>
+        <w:rPr>
+          <w:rFonts w:ascii="Courier New" w:eastAsiaTheme="minorHAnsi" w:hAnsi="Courier New"/>
+          <w:color w:val="000000" w:themeColor="text1"/>
+          <w:sz w:val="20"/>
+          <w:szCs w:val="20"/>
+          <w:lang w:eastAsia="zh-CN" w:bidi="hi-IN"/>
+        </w:rPr>
+        <w:t xml:space="preserve"> </w:t>
+      </w:r>
+      <w:r>
+        <w:rPr>
+          <w:rFonts w:ascii="Courier New" w:eastAsiaTheme="minorHAnsi" w:hAnsi="Courier New"/>
+          <w:color w:val="000000" w:themeColor="text1"/>
+          <w:sz w:val="20"/>
+          <w:szCs w:val="20"/>
+          <w:lang w:val="en-US" w:eastAsia="zh-CN" w:bidi="hi-IN"/>
+        </w:rPr>
+        <w:t>lesson</w:t>
       </w:r>
       <w:proofErr w:type="gramStart"/>
       <w:r>
@@ -9583,7 +9724,7 @@
           <w:color w:val="000000" w:themeColor="text1"/>
           <w:sz w:val="20"/>
           <w:szCs w:val="20"/>
-          <w:lang w:val="en-US" w:eastAsia="zh-CN" w:bidi="hi-IN"/>
+          <w:lang w:eastAsia="zh-CN" w:bidi="hi-IN"/>
         </w:rPr>
         <w:t>2 :</w:t>
       </w:r>
@@ -9594,9 +9735,29 @@
           <w:color w:val="000000" w:themeColor="text1"/>
           <w:sz w:val="20"/>
           <w:szCs w:val="20"/>
-          <w:lang w:val="en-US" w:eastAsia="zh-CN" w:bidi="hi-IN"/>
-        </w:rPr>
-        <w:t>= Lesson{</w:t>
+          <w:lang w:eastAsia="zh-CN" w:bidi="hi-IN"/>
+        </w:rPr>
+        <w:t xml:space="preserve">= </w:t>
+      </w:r>
+      <w:r>
+        <w:rPr>
+          <w:rFonts w:ascii="Courier New" w:eastAsiaTheme="minorHAnsi" w:hAnsi="Courier New"/>
+          <w:color w:val="000000" w:themeColor="text1"/>
+          <w:sz w:val="20"/>
+          <w:szCs w:val="20"/>
+          <w:lang w:val="en-US" w:eastAsia="zh-CN" w:bidi="hi-IN"/>
+        </w:rPr>
+        <w:t>Lesson</w:t>
+      </w:r>
+      <w:r>
+        <w:rPr>
+          <w:rFonts w:ascii="Courier New" w:eastAsiaTheme="minorHAnsi" w:hAnsi="Courier New"/>
+          <w:color w:val="000000" w:themeColor="text1"/>
+          <w:sz w:val="20"/>
+          <w:szCs w:val="20"/>
+          <w:lang w:eastAsia="zh-CN" w:bidi="hi-IN"/>
+        </w:rPr>
+        <w:t>{</w:t>
       </w:r>
     </w:p>
     <w:p>
@@ -9613,18 +9774,108 @@
           <w:color w:val="000000" w:themeColor="text1"/>
           <w:sz w:val="20"/>
           <w:szCs w:val="20"/>
-          <w:lang w:val="en-US" w:eastAsia="zh-CN" w:bidi="hi-IN"/>
-        </w:rPr>
-      </w:pPr>
-      <w:r>
-        <w:rPr>
-          <w:rFonts w:ascii="Courier New" w:eastAsiaTheme="minorHAnsi" w:hAnsi="Courier New"/>
-          <w:color w:val="000000" w:themeColor="text1"/>
-          <w:sz w:val="20"/>
-          <w:szCs w:val="20"/>
-          <w:lang w:val="en-US" w:eastAsia="zh-CN" w:bidi="hi-IN"/>
-        </w:rPr>
-        <w:t>    Title:     "</w:t>
+          <w:lang w:eastAsia="zh-CN" w:bidi="hi-IN"/>
+        </w:rPr>
+      </w:pPr>
+      <w:r>
+        <w:rPr>
+          <w:rFonts w:ascii="Courier New" w:eastAsiaTheme="minorHAnsi" w:hAnsi="Courier New"/>
+          <w:color w:val="000000" w:themeColor="text1"/>
+          <w:sz w:val="20"/>
+          <w:szCs w:val="20"/>
+          <w:lang w:val="en-US" w:eastAsia="zh-CN" w:bidi="hi-IN"/>
+        </w:rPr>
+        <w:t> </w:t>
+      </w:r>
+      <w:r>
+        <w:rPr>
+          <w:rFonts w:ascii="Courier New" w:eastAsiaTheme="minorHAnsi" w:hAnsi="Courier New"/>
+          <w:color w:val="000000" w:themeColor="text1"/>
+          <w:sz w:val="20"/>
+          <w:szCs w:val="20"/>
+          <w:lang w:eastAsia="zh-CN" w:bidi="hi-IN"/>
+        </w:rPr>
+        <w:t xml:space="preserve"> </w:t>
+      </w:r>
+      <w:r>
+        <w:rPr>
+          <w:rFonts w:ascii="Courier New" w:eastAsiaTheme="minorHAnsi" w:hAnsi="Courier New"/>
+          <w:color w:val="000000" w:themeColor="text1"/>
+          <w:sz w:val="20"/>
+          <w:szCs w:val="20"/>
+          <w:lang w:val="en-US" w:eastAsia="zh-CN" w:bidi="hi-IN"/>
+        </w:rPr>
+        <w:t> </w:t>
+      </w:r>
+      <w:r>
+        <w:rPr>
+          <w:rFonts w:ascii="Courier New" w:eastAsiaTheme="minorHAnsi" w:hAnsi="Courier New"/>
+          <w:color w:val="000000" w:themeColor="text1"/>
+          <w:sz w:val="20"/>
+          <w:szCs w:val="20"/>
+          <w:lang w:eastAsia="zh-CN" w:bidi="hi-IN"/>
+        </w:rPr>
+        <w:t xml:space="preserve"> </w:t>
+      </w:r>
+      <w:r>
+        <w:rPr>
+          <w:rFonts w:ascii="Courier New" w:eastAsiaTheme="minorHAnsi" w:hAnsi="Courier New"/>
+          <w:color w:val="000000" w:themeColor="text1"/>
+          <w:sz w:val="20"/>
+          <w:szCs w:val="20"/>
+          <w:lang w:val="en-US" w:eastAsia="zh-CN" w:bidi="hi-IN"/>
+        </w:rPr>
+        <w:t>Title</w:t>
+      </w:r>
+      <w:r>
+        <w:rPr>
+          <w:rFonts w:ascii="Courier New" w:eastAsiaTheme="minorHAnsi" w:hAnsi="Courier New"/>
+          <w:color w:val="000000" w:themeColor="text1"/>
+          <w:sz w:val="20"/>
+          <w:szCs w:val="20"/>
+          <w:lang w:eastAsia="zh-CN" w:bidi="hi-IN"/>
+        </w:rPr>
+        <w:t xml:space="preserve">: </w:t>
+      </w:r>
+      <w:r>
+        <w:rPr>
+          <w:rFonts w:ascii="Courier New" w:eastAsiaTheme="minorHAnsi" w:hAnsi="Courier New"/>
+          <w:color w:val="000000" w:themeColor="text1"/>
+          <w:sz w:val="20"/>
+          <w:szCs w:val="20"/>
+          <w:lang w:val="en-US" w:eastAsia="zh-CN" w:bidi="hi-IN"/>
+        </w:rPr>
+        <w:t> </w:t>
+      </w:r>
+      <w:r>
+        <w:rPr>
+          <w:rFonts w:ascii="Courier New" w:eastAsiaTheme="minorHAnsi" w:hAnsi="Courier New"/>
+          <w:color w:val="000000" w:themeColor="text1"/>
+          <w:sz w:val="20"/>
+          <w:szCs w:val="20"/>
+          <w:lang w:eastAsia="zh-CN" w:bidi="hi-IN"/>
+        </w:rPr>
+        <w:t xml:space="preserve"> </w:t>
+      </w:r>
+      <w:r>
+        <w:rPr>
+          <w:rFonts w:ascii="Courier New" w:eastAsiaTheme="minorHAnsi" w:hAnsi="Courier New"/>
+          <w:color w:val="000000" w:themeColor="text1"/>
+          <w:sz w:val="20"/>
+          <w:szCs w:val="20"/>
+          <w:lang w:val="en-US" w:eastAsia="zh-CN" w:bidi="hi-IN"/>
+        </w:rPr>
+        <w:t> </w:t>
+      </w:r>
+      <w:r>
+        <w:rPr>
+          <w:rFonts w:ascii="Courier New" w:eastAsiaTheme="minorHAnsi" w:hAnsi="Courier New"/>
+          <w:color w:val="000000" w:themeColor="text1"/>
+          <w:sz w:val="20"/>
+          <w:szCs w:val="20"/>
+          <w:lang w:eastAsia="zh-CN" w:bidi="hi-IN"/>
+        </w:rPr>
+        <w:t xml:space="preserve"> "</w:t>
       </w:r>
       <w:r>
         <w:rPr>
@@ -9642,9 +9893,29 @@
           <w:color w:val="000000" w:themeColor="text1"/>
           <w:sz w:val="20"/>
           <w:szCs w:val="20"/>
-          <w:lang w:val="en-US" w:eastAsia="zh-CN" w:bidi="hi-IN"/>
-        </w:rPr>
-        <w:t xml:space="preserve"> GO",</w:t>
+          <w:lang w:eastAsia="zh-CN" w:bidi="hi-IN"/>
+        </w:rPr>
+        <w:t xml:space="preserve"> </w:t>
+      </w:r>
+      <w:r>
+        <w:rPr>
+          <w:rFonts w:ascii="Courier New" w:eastAsiaTheme="minorHAnsi" w:hAnsi="Courier New"/>
+          <w:color w:val="000000" w:themeColor="text1"/>
+          <w:sz w:val="20"/>
+          <w:szCs w:val="20"/>
+          <w:lang w:val="en-US" w:eastAsia="zh-CN" w:bidi="hi-IN"/>
+        </w:rPr>
+        <w:t>GO</w:t>
+      </w:r>
+      <w:r>
+        <w:rPr>
+          <w:rFonts w:ascii="Courier New" w:eastAsiaTheme="minorHAnsi" w:hAnsi="Courier New"/>
+          <w:color w:val="000000" w:themeColor="text1"/>
+          <w:sz w:val="20"/>
+          <w:szCs w:val="20"/>
+          <w:lang w:eastAsia="zh-CN" w:bidi="hi-IN"/>
+        </w:rPr>
+        <w:t>",</w:t>
       </w:r>
     </w:p>
     <w:p>
@@ -9672,7 +9943,47 @@
           <w:szCs w:val="20"/>
           <w:lang w:val="en-US" w:eastAsia="zh-CN" w:bidi="hi-IN"/>
         </w:rPr>
-        <w:t>    Materials: "</w:t>
+        <w:t> </w:t>
+      </w:r>
+      <w:r>
+        <w:rPr>
+          <w:rFonts w:ascii="Courier New" w:eastAsiaTheme="minorHAnsi" w:hAnsi="Courier New"/>
+          <w:color w:val="000000" w:themeColor="text1"/>
+          <w:sz w:val="20"/>
+          <w:szCs w:val="20"/>
+          <w:lang w:eastAsia="zh-CN" w:bidi="hi-IN"/>
+        </w:rPr>
+        <w:t xml:space="preserve"> </w:t>
+      </w:r>
+      <w:r>
+        <w:rPr>
+          <w:rFonts w:ascii="Courier New" w:eastAsiaTheme="minorHAnsi" w:hAnsi="Courier New"/>
+          <w:color w:val="000000" w:themeColor="text1"/>
+          <w:sz w:val="20"/>
+          <w:szCs w:val="20"/>
+          <w:lang w:val="en-US" w:eastAsia="zh-CN" w:bidi="hi-IN"/>
+        </w:rPr>
+        <w:t> </w:t>
+      </w:r>
+      <w:r>
+        <w:rPr>
+          <w:rFonts w:ascii="Courier New" w:eastAsiaTheme="minorHAnsi" w:hAnsi="Courier New"/>
+          <w:color w:val="000000" w:themeColor="text1"/>
+          <w:sz w:val="20"/>
+          <w:szCs w:val="20"/>
+          <w:lang w:eastAsia="zh-CN" w:bidi="hi-IN"/>
+        </w:rPr>
+        <w:t xml:space="preserve"> </w:t>
+      </w:r>
+      <w:r>
+        <w:rPr>
+          <w:rFonts w:ascii="Courier New" w:eastAsiaTheme="minorHAnsi" w:hAnsi="Courier New"/>
+          <w:color w:val="000000" w:themeColor="text1"/>
+          <w:sz w:val="20"/>
+          <w:szCs w:val="20"/>
+          <w:lang w:val="en-US" w:eastAsia="zh-CN" w:bidi="hi-IN"/>
+        </w:rPr>
+        <w:t>Materials: "</w:t>
       </w:r>
       <w:r>
         <w:rPr>
@@ -11465,7 +11776,7 @@
           <w:color w:val="000000" w:themeColor="text1"/>
           <w:sz w:val="20"/>
           <w:szCs w:val="20"/>
-          <w:lang w:eastAsia="zh-CN" w:bidi="hi-IN"/>
+          <w:lang w:val="en-US" w:eastAsia="zh-CN" w:bidi="hi-IN"/>
         </w:rPr>
       </w:pPr>
     </w:p>
@@ -11477,7 +11788,7 @@
           <w:color w:val="000000" w:themeColor="text1"/>
           <w:sz w:val="20"/>
           <w:szCs w:val="20"/>
-          <w:lang w:eastAsia="zh-CN" w:bidi="hi-IN"/>
+          <w:lang w:val="en-US" w:eastAsia="zh-CN" w:bidi="hi-IN"/>
         </w:rPr>
       </w:pPr>
     </w:p>
@@ -11630,7 +11941,7 @@
           <w:color w:val="000000" w:themeColor="text1"/>
           <w:sz w:val="20"/>
           <w:szCs w:val="20"/>
-          <w:lang w:val="en-US" w:eastAsia="zh-CN" w:bidi="hi-IN"/>
+          <w:lang w:eastAsia="zh-CN" w:bidi="hi-IN"/>
         </w:rPr>
       </w:pPr>
       <w:r>
@@ -11681,7 +11992,57 @@
           <w:szCs w:val="20"/>
           <w:lang w:val="en-US" w:eastAsia="zh-CN" w:bidi="hi-IN"/>
         </w:rPr>
-        <w:t>Title:     "</w:t>
+        <w:t>Title</w:t>
+      </w:r>
+      <w:r>
+        <w:rPr>
+          <w:rFonts w:ascii="Courier New" w:eastAsiaTheme="minorHAnsi" w:hAnsi="Courier New"/>
+          <w:color w:val="000000" w:themeColor="text1"/>
+          <w:sz w:val="20"/>
+          <w:szCs w:val="20"/>
+          <w:lang w:eastAsia="zh-CN" w:bidi="hi-IN"/>
+        </w:rPr>
+        <w:t xml:space="preserve">: </w:t>
+      </w:r>
+      <w:r>
+        <w:rPr>
+          <w:rFonts w:ascii="Courier New" w:eastAsiaTheme="minorHAnsi" w:hAnsi="Courier New"/>
+          <w:color w:val="000000" w:themeColor="text1"/>
+          <w:sz w:val="20"/>
+          <w:szCs w:val="20"/>
+          <w:lang w:val="en-US" w:eastAsia="zh-CN" w:bidi="hi-IN"/>
+        </w:rPr>
+        <w:t> </w:t>
+      </w:r>
+      <w:r>
+        <w:rPr>
+          <w:rFonts w:ascii="Courier New" w:eastAsiaTheme="minorHAnsi" w:hAnsi="Courier New"/>
+          <w:color w:val="000000" w:themeColor="text1"/>
+          <w:sz w:val="20"/>
+          <w:szCs w:val="20"/>
+          <w:lang w:eastAsia="zh-CN" w:bidi="hi-IN"/>
+        </w:rPr>
+        <w:t xml:space="preserve"> </w:t>
+      </w:r>
+      <w:r>
+        <w:rPr>
+          <w:rFonts w:ascii="Courier New" w:eastAsiaTheme="minorHAnsi" w:hAnsi="Courier New"/>
+          <w:color w:val="000000" w:themeColor="text1"/>
+          <w:sz w:val="20"/>
+          <w:szCs w:val="20"/>
+          <w:lang w:val="en-US" w:eastAsia="zh-CN" w:bidi="hi-IN"/>
+        </w:rPr>
+        <w:t> </w:t>
+      </w:r>
+      <w:r>
+        <w:rPr>
+          <w:rFonts w:ascii="Courier New" w:eastAsiaTheme="minorHAnsi" w:hAnsi="Courier New"/>
+          <w:color w:val="000000" w:themeColor="text1"/>
+          <w:sz w:val="20"/>
+          <w:szCs w:val="20"/>
+          <w:lang w:eastAsia="zh-CN" w:bidi="hi-IN"/>
+        </w:rPr>
+        <w:t xml:space="preserve"> "</w:t>
       </w:r>
       <w:r>
         <w:rPr>
@@ -11699,9 +12060,29 @@
           <w:color w:val="000000" w:themeColor="text1"/>
           <w:sz w:val="20"/>
           <w:szCs w:val="20"/>
-          <w:lang w:val="en-US" w:eastAsia="zh-CN" w:bidi="hi-IN"/>
-        </w:rPr>
-        <w:t xml:space="preserve"> GO",</w:t>
+          <w:lang w:eastAsia="zh-CN" w:bidi="hi-IN"/>
+        </w:rPr>
+        <w:t xml:space="preserve"> </w:t>
+      </w:r>
+      <w:r>
+        <w:rPr>
+          <w:rFonts w:ascii="Courier New" w:eastAsiaTheme="minorHAnsi" w:hAnsi="Courier New"/>
+          <w:color w:val="000000" w:themeColor="text1"/>
+          <w:sz w:val="20"/>
+          <w:szCs w:val="20"/>
+          <w:lang w:val="en-US" w:eastAsia="zh-CN" w:bidi="hi-IN"/>
+        </w:rPr>
+        <w:t>GO</w:t>
+      </w:r>
+      <w:r>
+        <w:rPr>
+          <w:rFonts w:ascii="Courier New" w:eastAsiaTheme="minorHAnsi" w:hAnsi="Courier New"/>
+          <w:color w:val="000000" w:themeColor="text1"/>
+          <w:sz w:val="20"/>
+          <w:szCs w:val="20"/>
+          <w:lang w:eastAsia="zh-CN" w:bidi="hi-IN"/>
+        </w:rPr>
+        <w:t>",</w:t>
       </w:r>
     </w:p>
     <w:p>
@@ -11729,7 +12110,47 @@
           <w:szCs w:val="20"/>
           <w:lang w:val="en-US" w:eastAsia="zh-CN" w:bidi="hi-IN"/>
         </w:rPr>
-        <w:t>    Materials: "</w:t>
+        <w:t> </w:t>
+      </w:r>
+      <w:r>
+        <w:rPr>
+          <w:rFonts w:ascii="Courier New" w:eastAsiaTheme="minorHAnsi" w:hAnsi="Courier New"/>
+          <w:color w:val="000000" w:themeColor="text1"/>
+          <w:sz w:val="20"/>
+          <w:szCs w:val="20"/>
+          <w:lang w:eastAsia="zh-CN" w:bidi="hi-IN"/>
+        </w:rPr>
+        <w:t xml:space="preserve"> </w:t>
+      </w:r>
+      <w:r>
+        <w:rPr>
+          <w:rFonts w:ascii="Courier New" w:eastAsiaTheme="minorHAnsi" w:hAnsi="Courier New"/>
+          <w:color w:val="000000" w:themeColor="text1"/>
+          <w:sz w:val="20"/>
+          <w:szCs w:val="20"/>
+          <w:lang w:val="en-US" w:eastAsia="zh-CN" w:bidi="hi-IN"/>
+        </w:rPr>
+        <w:t> </w:t>
+      </w:r>
+      <w:r>
+        <w:rPr>
+          <w:rFonts w:ascii="Courier New" w:eastAsiaTheme="minorHAnsi" w:hAnsi="Courier New"/>
+          <w:color w:val="000000" w:themeColor="text1"/>
+          <w:sz w:val="20"/>
+          <w:szCs w:val="20"/>
+          <w:lang w:eastAsia="zh-CN" w:bidi="hi-IN"/>
+        </w:rPr>
+        <w:t xml:space="preserve"> </w:t>
+      </w:r>
+      <w:r>
+        <w:rPr>
+          <w:rFonts w:ascii="Courier New" w:eastAsiaTheme="minorHAnsi" w:hAnsi="Courier New"/>
+          <w:color w:val="000000" w:themeColor="text1"/>
+          <w:sz w:val="20"/>
+          <w:szCs w:val="20"/>
+          <w:lang w:val="en-US" w:eastAsia="zh-CN" w:bidi="hi-IN"/>
+        </w:rPr>
+        <w:t>Materials: "</w:t>
       </w:r>
       <w:r>
         <w:rPr>
@@ -13522,7 +13943,7 @@
           <w:color w:val="000000" w:themeColor="text1"/>
           <w:sz w:val="20"/>
           <w:szCs w:val="20"/>
-          <w:lang w:eastAsia="zh-CN" w:bidi="hi-IN"/>
+          <w:lang w:val="en-US" w:eastAsia="zh-CN" w:bidi="hi-IN"/>
         </w:rPr>
       </w:pPr>
     </w:p>
@@ -13530,7 +13951,7 @@
       <w:pPr>
         <w:pStyle w:val="afff9"/>
         <w:rPr>
-          <w:lang w:eastAsia="zh-CN" w:bidi="hi-IN"/>
+          <w:lang w:val="en-US" w:eastAsia="zh-CN" w:bidi="hi-IN"/>
         </w:rPr>
       </w:pPr>
     </w:p>
@@ -19683,6 +20104,7 @@
   <w:style w:type="character" w:default="1" w:styleId="a4">
     <w:name w:val="Default Paragraph Font"/>
     <w:uiPriority w:val="1"/>
+    <w:semiHidden/>
     <w:unhideWhenUsed/>
   </w:style>
   <w:style w:type="table" w:default="1" w:styleId="a5">
